--- a/Practica5A/Practica5A.docx
+++ b/Practica5A/Practica5A.docx
@@ -193,12 +193,27 @@
           </w:tcPr>
           <w:p>
             <w:r>
-              <w:t>(9) != {Todo Riesgo, Seguro a terceros + lunas, Seguro a terceros}</w:t>
-            </w:r>
-          </w:p>
-          <w:p>
-            <w:r>
-              <w:t>(10) null</w:t>
+              <w:t>(</w:t>
+            </w:r>
+            <w:r>
+              <w:t>1</w:t>
+            </w:r>
+            <w:r>
+              <w:t>0</w:t>
+            </w:r>
+            <w:r>
+              <w:t>) != {Todo Riesgo, Seguro a terceros + lunas, Seguro a terceros}</w:t>
+            </w:r>
+          </w:p>
+          <w:p>
+            <w:r>
+              <w:t>(1</w:t>
+            </w:r>
+            <w:r>
+              <w:t>1</w:t>
+            </w:r>
+            <w:r>
+              <w:t>) null</w:t>
             </w:r>
           </w:p>
         </w:tc>
@@ -228,12 +243,24 @@
           </w:tcPr>
           <w:p>
             <w:r>
-              <w:t>9. Azul.</w:t>
-            </w:r>
-          </w:p>
-          <w:p>
-            <w:r>
-              <w:t xml:space="preserve">10. </w:t>
+              <w:t>1</w:t>
+            </w:r>
+            <w:r>
+              <w:t>0</w:t>
+            </w:r>
+            <w:r>
+              <w:t>. Azul.</w:t>
+            </w:r>
+          </w:p>
+          <w:p>
+            <w:r>
+              <w:t>1</w:t>
+            </w:r>
+            <w:r>
+              <w:t>1</w:t>
+            </w:r>
+            <w:r>
+              <w:t xml:space="preserve">. </w:t>
             </w:r>
             <w:r>
               <w:t>N</w:t>
@@ -332,60 +359,55 @@
               <w:t>(1</w:t>
             </w:r>
             <w:r>
+              <w:t>2</w:t>
+            </w:r>
+            <w:r>
+              <w:t>) (- inf, 0]</w:t>
+            </w:r>
+          </w:p>
+        </w:tc>
+        <w:tc>
+          <w:tcPr>
+            <w:tcW w:w="2084" w:type="dxa"/>
+          </w:tcPr>
+          <w:p>
+            <w:r>
+              <w:t xml:space="preserve">4. </w:t>
+            </w:r>
+            <w:r>
               <w:t>1</w:t>
             </w:r>
             <w:r>
-              <w:t>) (- inf, 0]</w:t>
-            </w:r>
-          </w:p>
-          <w:p>
-            <w:r>
-              <w:t>(12) null</w:t>
-            </w:r>
-          </w:p>
-        </w:tc>
-        <w:tc>
-          <w:tcPr>
-            <w:tcW w:w="2084" w:type="dxa"/>
-          </w:tcPr>
-          <w:p>
-            <w:r>
-              <w:t xml:space="preserve">4. </w:t>
-            </w:r>
+              <w:t>, 45, 89</w:t>
+            </w:r>
+          </w:p>
+          <w:p>
+            <w:r>
+              <w:t>5. 90, 100, 110</w:t>
+            </w:r>
+          </w:p>
+          <w:p>
+            <w:r>
+              <w:t>6. 111, 200, 2300</w:t>
+            </w:r>
+          </w:p>
+          <w:p/>
+        </w:tc>
+        <w:tc>
+          <w:tcPr>
+            <w:tcW w:w="1984" w:type="dxa"/>
+          </w:tcPr>
+          <w:p>
             <w:r>
               <w:t>1</w:t>
             </w:r>
             <w:r>
-              <w:t>, 45, 89</w:t>
-            </w:r>
-          </w:p>
-          <w:p>
-            <w:r>
-              <w:t>5. 90, 100, 110</w:t>
-            </w:r>
-          </w:p>
-          <w:p>
-            <w:r>
-              <w:t>6. 111, 200, 2300</w:t>
-            </w:r>
-          </w:p>
-          <w:p/>
-        </w:tc>
-        <w:tc>
-          <w:tcPr>
-            <w:tcW w:w="1984" w:type="dxa"/>
-          </w:tcPr>
-          <w:p>
-            <w:r>
-              <w:t>11. -2, 0</w:t>
-            </w:r>
-          </w:p>
-          <w:p>
-            <w:r>
-              <w:t>12. Null.</w:t>
-            </w:r>
-          </w:p>
-          <w:p/>
+              <w:t>2</w:t>
+            </w:r>
+            <w:r>
+              <w:t>. -2, 0</w:t>
+            </w:r>
+          </w:p>
         </w:tc>
       </w:tr>
       <w:tr>
@@ -408,13 +430,18 @@
           </w:tcPr>
           <w:p>
             <w:r>
-              <w:t xml:space="preserve">(7) </w:t>
-            </w:r>
-            <w:r>
-              <w:t>(-inf</w:t>
-            </w:r>
-            <w:r>
-              <w:t xml:space="preserve">, Fecha </w:t>
+              <w:t>(7)</w:t>
+            </w:r>
+            <w:r>
+              <w:t xml:space="preserve"> (-inf, Fecha actual – 1 año)</w:t>
+            </w:r>
+          </w:p>
+          <w:p>
+            <w:r>
+              <w:t>(8) [</w:t>
+            </w:r>
+            <w:r>
+              <w:t xml:space="preserve">Fecha </w:t>
             </w:r>
             <w:r>
               <w:t>actual</w:t>
@@ -423,18 +450,36 @@
               <w:t xml:space="preserve"> </w:t>
             </w:r>
             <w:r>
-              <w:t>+ 1 año]</w:t>
-            </w:r>
-          </w:p>
-          <w:p>
-            <w:r>
-              <w:t xml:space="preserve">(8) </w:t>
-            </w:r>
+              <w:t>-</w:t>
+            </w:r>
+            <w:r>
+              <w:t xml:space="preserve"> 1 año</w:t>
+            </w:r>
+            <w:r>
+              <w:t>, Fecha actual</w:t>
+            </w:r>
+            <w:r>
+              <w:t>]</w:t>
+            </w:r>
+          </w:p>
+          <w:p>
             <w:r>
               <w:t>(</w:t>
             </w:r>
             <w:r>
-              <w:t>Fecha inicio + 1 año, inf)</w:t>
+              <w:t>9</w:t>
+            </w:r>
+            <w:r>
+              <w:t xml:space="preserve">) </w:t>
+            </w:r>
+            <w:r>
+              <w:t>(</w:t>
+            </w:r>
+            <w:r>
+              <w:t>Fecha actual</w:t>
+            </w:r>
+            <w:r>
+              <w:t>, inf)</w:t>
             </w:r>
           </w:p>
         </w:tc>
@@ -442,7 +487,17 @@
           <w:tcPr>
             <w:tcW w:w="1280" w:type="dxa"/>
           </w:tcPr>
-          <w:p/>
+          <w:p>
+            <w:r>
+              <w:t>(1</w:t>
+            </w:r>
+            <w:r>
+              <w:t>3</w:t>
+            </w:r>
+            <w:r>
+              <w:t>) null</w:t>
+            </w:r>
+          </w:p>
         </w:tc>
         <w:tc>
           <w:tcPr>
@@ -453,15 +508,32 @@
               <w:t xml:space="preserve">7. </w:t>
             </w:r>
             <w:r>
-              <w:t>Ayer</w:t>
-            </w:r>
-            <w:r>
-              <w:t>, hoy + 3 meses, hoy + 1 año.</w:t>
-            </w:r>
-          </w:p>
-          <w:p>
-            <w:r>
-              <w:t>8. Hoy + 1 año + 1 día, hoy + 3 años.</w:t>
+              <w:t>Hoy – 2 años, hoy – 1 año – 1 día</w:t>
+            </w:r>
+            <w:r>
+              <w:t>.</w:t>
+            </w:r>
+          </w:p>
+          <w:p>
+            <w:r>
+              <w:t xml:space="preserve">8. Hoy </w:t>
+            </w:r>
+            <w:r>
+              <w:t>-</w:t>
+            </w:r>
+            <w:r>
+              <w:t xml:space="preserve"> 1 año, hoy </w:t>
+            </w:r>
+            <w:r>
+              <w:t>-6 meses, hoy</w:t>
+            </w:r>
+            <w:r>
+              <w:t>.</w:t>
+            </w:r>
+          </w:p>
+          <w:p>
+            <w:r>
+              <w:t>9. Mañana, hoy + 10 meses, hoy + 4 años.</w:t>
             </w:r>
           </w:p>
         </w:tc>
@@ -469,7 +541,17 @@
           <w:tcPr>
             <w:tcW w:w="1984" w:type="dxa"/>
           </w:tcPr>
-          <w:p/>
+          <w:p>
+            <w:r>
+              <w:t>1</w:t>
+            </w:r>
+            <w:r>
+              <w:t>3</w:t>
+            </w:r>
+            <w:r>
+              <w:t>. Null.</w:t>
+            </w:r>
+          </w:p>
         </w:tc>
       </w:tr>
       <w:tr>
@@ -545,7 +627,16 @@
           </w:tcPr>
           <w:p>
             <w:r>
-              <w:t xml:space="preserve">(Todo Riesgo, 100, Fecha inicio + 2 días): </w:t>
+              <w:t xml:space="preserve">(Todo Riesgo, 100, Fecha </w:t>
+            </w:r>
+            <w:r>
+              <w:t>actual</w:t>
+            </w:r>
+            <w:r>
+              <w:t xml:space="preserve"> + 2 días): </w:t>
+            </w:r>
+            <w:r>
+              <w:t>0</w:t>
             </w:r>
           </w:p>
         </w:tc>
@@ -553,7 +644,25 @@
           <w:tcPr>
             <w:tcW w:w="3827" w:type="dxa"/>
           </w:tcPr>
-          <w:p/>
+          <w:p>
+            <w:r>
+              <w:t>(</w:t>
+            </w:r>
+            <w:r>
+              <w:t>Azul</w:t>
+            </w:r>
+            <w:r>
+              <w:t xml:space="preserve">, 100, Fecha actual + 2 días): </w:t>
+            </w:r>
+            <w:r>
+              <w:t>(No ejecutable en Java)</w:t>
+            </w:r>
+          </w:p>
+          <w:p>
+            <w:r>
+              <w:t>(Nota: Se puede obviar al no poder ejecutar).</w:t>
+            </w:r>
+          </w:p>
         </w:tc>
       </w:tr>
       <w:tr>
@@ -561,13 +670,36 @@
           <w:tcPr>
             <w:tcW w:w="3823" w:type="dxa"/>
           </w:tcPr>
-          <w:p/>
+          <w:p>
+            <w:r>
+              <w:t xml:space="preserve">(Todo Riesgo, 100, </w:t>
+            </w:r>
+            <w:r>
+              <w:t>mañana</w:t>
+            </w:r>
+            <w:r>
+              <w:t>): 0</w:t>
+            </w:r>
+          </w:p>
         </w:tc>
         <w:tc>
           <w:tcPr>
             <w:tcW w:w="3827" w:type="dxa"/>
           </w:tcPr>
-          <w:p/>
+          <w:p>
+            <w:r>
+              <w:t>(</w:t>
+            </w:r>
+            <w:r>
+              <w:t>Null</w:t>
+            </w:r>
+            <w:r>
+              <w:t xml:space="preserve">, 100, Fecha actual + 2 días): </w:t>
+            </w:r>
+            <w:r>
+              <w:t>NullPointerException</w:t>
+            </w:r>
+          </w:p>
         </w:tc>
       </w:tr>
       <w:tr>
@@ -575,13 +707,52 @@
           <w:tcPr>
             <w:tcW w:w="3823" w:type="dxa"/>
           </w:tcPr>
-          <w:p/>
+          <w:p>
+            <w:r>
+              <w:lastRenderedPageBreak/>
+              <w:t>(Todo Riesgo, 100, Fecha</w:t>
+            </w:r>
+            <w:r>
+              <w:t xml:space="preserve"> actual -</w:t>
+            </w:r>
+            <w:r>
+              <w:t xml:space="preserve"> 2 días): </w:t>
+            </w:r>
+            <w:r>
+              <w:t>1000 * 1,05 * 0,</w:t>
+            </w:r>
+            <w:r>
+              <w:t>80</w:t>
+            </w:r>
+            <w:r>
+              <w:t xml:space="preserve"> = </w:t>
+            </w:r>
+            <w:r>
+              <w:t>840</w:t>
+            </w:r>
+            <w:r>
+              <w:t>.</w:t>
+            </w:r>
+          </w:p>
         </w:tc>
         <w:tc>
           <w:tcPr>
             <w:tcW w:w="3827" w:type="dxa"/>
           </w:tcPr>
-          <w:p/>
+          <w:p>
+            <w:r>
+              <w:t xml:space="preserve">(Todo Riesgo, </w:t>
+            </w:r>
+            <w:r>
+              <w:t>-2</w:t>
+            </w:r>
+            <w:r>
+              <w:t xml:space="preserve">, mañana): </w:t>
+            </w:r>
+            <w:r>
+              <w:t>PotenciaNoValidaException.</w:t>
+            </w:r>
+          </w:p>
         </w:tc>
       </w:tr>
       <w:tr>
@@ -589,13 +760,45 @@
           <w:tcPr>
             <w:tcW w:w="3823" w:type="dxa"/>
           </w:tcPr>
-          <w:p/>
+          <w:p>
+            <w:r>
+              <w:t xml:space="preserve">(Todo Riesgo, 100, </w:t>
+            </w:r>
+            <w:r>
+              <w:t>hoy – 6 meses</w:t>
+            </w:r>
+            <w:r>
+              <w:t>): 1000 * 1,05 * 0,</w:t>
+            </w:r>
+            <w:r>
+              <w:t>80</w:t>
+            </w:r>
+            <w:r>
+              <w:t xml:space="preserve"> = </w:t>
+            </w:r>
+            <w:r>
+              <w:t>840</w:t>
+            </w:r>
+            <w:r>
+              <w:t>.</w:t>
+            </w:r>
+          </w:p>
         </w:tc>
         <w:tc>
           <w:tcPr>
             <w:tcW w:w="3827" w:type="dxa"/>
           </w:tcPr>
-          <w:p/>
+          <w:p>
+            <w:r>
+              <w:t xml:space="preserve">(Todo Riesgo, </w:t>
+            </w:r>
+            <w:r>
+              <w:t>0</w:t>
+            </w:r>
+            <w:r>
+              <w:t>, mañana): PotenciaNoValidaException.</w:t>
+            </w:r>
+          </w:p>
         </w:tc>
       </w:tr>
       <w:tr>
@@ -603,13 +806,24 @@
           <w:tcPr>
             <w:tcW w:w="3823" w:type="dxa"/>
           </w:tcPr>
-          <w:p/>
+          <w:p>
+            <w:r>
+              <w:t xml:space="preserve">(Seguro a terceros + lunas, 45, </w:t>
+            </w:r>
+            <w:r>
+              <w:t>hoy – 2 años): 600 * 1 * 1 = 600.</w:t>
+            </w:r>
+          </w:p>
         </w:tc>
         <w:tc>
           <w:tcPr>
             <w:tcW w:w="3827" w:type="dxa"/>
           </w:tcPr>
-          <w:p/>
+          <w:p>
+            <w:r>
+              <w:t>(Seguro a terceros, 45, null): NullPointerException</w:t>
+            </w:r>
+          </w:p>
         </w:tc>
       </w:tr>
       <w:tr>
@@ -617,7 +831,29 @@
           <w:tcPr>
             <w:tcW w:w="3823" w:type="dxa"/>
           </w:tcPr>
-          <w:p/>
+          <w:p>
+            <w:r>
+              <w:t xml:space="preserve">(Seguro a terceros + lunas, </w:t>
+            </w:r>
+            <w:r>
+              <w:t>1</w:t>
+            </w:r>
+            <w:r>
+              <w:t xml:space="preserve">, hoy – </w:t>
+            </w:r>
+            <w:r>
+              <w:t>1</w:t>
+            </w:r>
+            <w:r>
+              <w:t xml:space="preserve"> año</w:t>
+            </w:r>
+            <w:r>
+              <w:t xml:space="preserve"> – 1 día</w:t>
+            </w:r>
+            <w:r>
+              <w:t>): 600 * 1 * 1 = 600.</w:t>
+            </w:r>
+          </w:p>
         </w:tc>
         <w:tc>
           <w:tcPr>
@@ -631,7 +867,23 @@
           <w:tcPr>
             <w:tcW w:w="3823" w:type="dxa"/>
           </w:tcPr>
-          <w:p/>
+          <w:p>
+            <w:r>
+              <w:t xml:space="preserve">(Seguro a terceros, 89, </w:t>
+            </w:r>
+            <w:r>
+              <w:t>hoy – 1 año): 400 * 1 * 0,</w:t>
+            </w:r>
+            <w:r>
+              <w:t>8</w:t>
+            </w:r>
+            <w:r>
+              <w:t xml:space="preserve"> = </w:t>
+            </w:r>
+            <w:r>
+              <w:t>320.</w:t>
+            </w:r>
+          </w:p>
         </w:tc>
         <w:tc>
           <w:tcPr>
@@ -645,7 +897,11 @@
           <w:tcPr>
             <w:tcW w:w="3823" w:type="dxa"/>
           </w:tcPr>
-          <w:p/>
+          <w:p>
+            <w:r>
+              <w:t>(Todo Riesgo, 90, hoy): 1000 * 1,05 * 0,80 = 840.</w:t>
+            </w:r>
+          </w:p>
         </w:tc>
         <w:tc>
           <w:tcPr>
@@ -659,7 +915,20 @@
           <w:tcPr>
             <w:tcW w:w="3823" w:type="dxa"/>
           </w:tcPr>
-          <w:p/>
+          <w:p>
+            <w:r>
+              <w:t>(Seguro a terceros + lunas, 110, hoy): 600 * 1,05 * 0,80 = 5</w:t>
+            </w:r>
+            <w:r>
+              <w:t>0</w:t>
+            </w:r>
+            <w:r>
+              <w:t>4</w:t>
+            </w:r>
+            <w:r>
+              <w:t>.</w:t>
+            </w:r>
+          </w:p>
         </w:tc>
         <w:tc>
           <w:tcPr>
@@ -673,11 +942,208 @@
           <w:tcPr>
             <w:tcW w:w="3823" w:type="dxa"/>
           </w:tcPr>
+          <w:p>
+            <w:r>
+              <w:t>(Seguro a terceros, 111, hoy – 2 años): 400 * 1,20 * 1 = 480</w:t>
+            </w:r>
+            <w:r>
+              <w:t>.</w:t>
+            </w:r>
+          </w:p>
+        </w:tc>
+        <w:tc>
+          <w:tcPr>
+            <w:tcW w:w="3827" w:type="dxa"/>
+          </w:tcPr>
           <w:p/>
         </w:tc>
+      </w:tr>
+      <w:tr>
+        <w:tc>
+          <w:tcPr>
+            <w:tcW w:w="3823" w:type="dxa"/>
+          </w:tcPr>
+          <w:p>
+            <w:r>
+              <w:t>(Todo Riesgo, 200, hoy – 1 año – 1 día): 1000 * 1,20 * 1 = 1200.</w:t>
+            </w:r>
+          </w:p>
+        </w:tc>
         <w:tc>
           <w:tcPr>
             <w:tcW w:w="3827" w:type="dxa"/>
+          </w:tcPr>
+          <w:p/>
+        </w:tc>
+      </w:tr>
+      <w:tr>
+        <w:tc>
+          <w:tcPr>
+            <w:tcW w:w="3823" w:type="dxa"/>
+          </w:tcPr>
+          <w:p>
+            <w:r>
+              <w:t>(Seguro a terceros + lunas, 2300, hoy): 600 * 1,</w:t>
+            </w:r>
+            <w:r>
+              <w:t>20 *</w:t>
+            </w:r>
+            <w:r>
+              <w:t xml:space="preserve"> 0,80 = 576.</w:t>
+            </w:r>
+          </w:p>
+        </w:tc>
+        <w:tc>
+          <w:tcPr>
+            <w:tcW w:w="3827" w:type="dxa"/>
+          </w:tcPr>
+          <w:p/>
+        </w:tc>
+      </w:tr>
+      <w:tr>
+        <w:tc>
+          <w:tcPr>
+            <w:tcW w:w="3823" w:type="dxa"/>
+          </w:tcPr>
+          <w:p>
+            <w:r>
+              <w:t>(Seguro a terceros, 45, hoy + 10 meses): 0</w:t>
+            </w:r>
+          </w:p>
+        </w:tc>
+        <w:tc>
+          <w:tcPr>
+            <w:tcW w:w="3827" w:type="dxa"/>
+          </w:tcPr>
+          <w:p/>
+        </w:tc>
+      </w:tr>
+      <w:tr>
+        <w:tc>
+          <w:tcPr>
+            <w:tcW w:w="3823" w:type="dxa"/>
+          </w:tcPr>
+          <w:p>
+            <w:r>
+              <w:t>(Seguro a terceros + lunas, 120, hoy + 4 años) : 0</w:t>
+            </w:r>
+          </w:p>
+        </w:tc>
+        <w:tc>
+          <w:tcPr>
+            <w:tcW w:w="3827" w:type="dxa"/>
+          </w:tcPr>
+          <w:p/>
+        </w:tc>
+      </w:tr>
+      <w:tr>
+        <w:tc>
+          <w:tcPr>
+            <w:tcW w:w="3823" w:type="dxa"/>
+          </w:tcPr>
+          <w:p/>
+        </w:tc>
+        <w:tc>
+          <w:tcPr>
+            <w:tcW w:w="3827" w:type="dxa"/>
+          </w:tcPr>
+          <w:p/>
+        </w:tc>
+      </w:tr>
+    </w:tbl>
+    <w:p/>
+    <w:p/>
+    <w:p/>
+    <w:p>
+      <w:r>
+        <w:t>Cliente</w:t>
+      </w:r>
+    </w:p>
+    <w:p/>
+    <w:tbl>
+      <w:tblPr>
+        <w:tblStyle w:val="Tablaconcuadrcula"/>
+        <w:tblW w:w="0" w:type="auto"/>
+        <w:tblLook w:val="04A0" w:firstRow="1" w:lastRow="0" w:firstColumn="1" w:lastColumn="0" w:noHBand="0" w:noVBand="1"/>
+      </w:tblPr>
+      <w:tblGrid>
+        <w:gridCol w:w="1331"/>
+        <w:gridCol w:w="1254"/>
+        <w:gridCol w:w="1280"/>
+        <w:gridCol w:w="2084"/>
+        <w:gridCol w:w="1984"/>
+      </w:tblGrid>
+      <w:tr>
+        <w:tc>
+          <w:tcPr>
+            <w:tcW w:w="1331" w:type="dxa"/>
+          </w:tcPr>
+          <w:p>
+            <w:r>
+              <w:t>Minusvalía.</w:t>
+            </w:r>
+          </w:p>
+        </w:tc>
+        <w:tc>
+          <w:tcPr>
+            <w:tcW w:w="1254" w:type="dxa"/>
+          </w:tcPr>
+          <w:p>
+            <w:r>
+              <w:t xml:space="preserve">(10) </w:t>
+            </w:r>
+            <w:r>
+              <w:t>True</w:t>
+            </w:r>
+            <w:r>
+              <w:t>.</w:t>
+            </w:r>
+          </w:p>
+          <w:p>
+            <w:r>
+              <w:t xml:space="preserve">(11) </w:t>
+            </w:r>
+            <w:r>
+              <w:t>False</w:t>
+            </w:r>
+            <w:r>
+              <w:t>.</w:t>
+            </w:r>
+          </w:p>
+        </w:tc>
+        <w:tc>
+          <w:tcPr>
+            <w:tcW w:w="1280" w:type="dxa"/>
+          </w:tcPr>
+          <w:p/>
+        </w:tc>
+        <w:tc>
+          <w:tcPr>
+            <w:tcW w:w="2084" w:type="dxa"/>
+          </w:tcPr>
+          <w:p>
+            <w:r>
+              <w:t xml:space="preserve">10. </w:t>
+            </w:r>
+            <w:r>
+              <w:t>True.</w:t>
+            </w:r>
+          </w:p>
+          <w:p>
+            <w:r>
+              <w:t xml:space="preserve">11. </w:t>
+            </w:r>
+            <w:r>
+              <w:t>False</w:t>
+            </w:r>
+            <w:r>
+              <w:t>.</w:t>
+            </w:r>
+          </w:p>
+        </w:tc>
+        <w:tc>
+          <w:tcPr>
+            <w:tcW w:w="1984" w:type="dxa"/>
           </w:tcPr>
           <w:p/>
         </w:tc>
@@ -1486,6 +1952,7 @@
   <w:style w:type="character" w:default="1" w:styleId="Fuentedeprrafopredeter">
     <w:name w:val="Default Paragraph Font"/>
     <w:uiPriority w:val="1"/>
+    <w:semiHidden/>
     <w:unhideWhenUsed/>
   </w:style>
   <w:style w:type="table" w:default="1" w:styleId="Tablanormal">

--- a/Practica5A/Practica5A.docx
+++ b/Practica5A/Practica5A.docx
@@ -646,16 +646,7 @@
           </w:tcPr>
           <w:p>
             <w:r>
-              <w:t>(</w:t>
-            </w:r>
-            <w:r>
-              <w:t>Azul</w:t>
-            </w:r>
-            <w:r>
-              <w:t xml:space="preserve">, 100, Fecha actual + 2 días): </w:t>
-            </w:r>
-            <w:r>
-              <w:t>(No ejecutable en Java)</w:t>
+              <w:t>(Azul, 100, Fecha actual + 2 días): (No ejecutable en Java)</w:t>
             </w:r>
           </w:p>
           <w:p>
@@ -672,13 +663,7 @@
           </w:tcPr>
           <w:p>
             <w:r>
-              <w:t xml:space="preserve">(Todo Riesgo, 100, </w:t>
-            </w:r>
-            <w:r>
-              <w:t>mañana</w:t>
-            </w:r>
-            <w:r>
-              <w:t>): 0</w:t>
+              <w:t>(Todo Riesgo, 100, mañana): 0</w:t>
             </w:r>
           </w:p>
         </w:tc>
@@ -688,16 +673,7 @@
           </w:tcPr>
           <w:p>
             <w:r>
-              <w:t>(</w:t>
-            </w:r>
-            <w:r>
-              <w:t>Null</w:t>
-            </w:r>
-            <w:r>
-              <w:t xml:space="preserve">, 100, Fecha actual + 2 días): </w:t>
-            </w:r>
-            <w:r>
-              <w:t>NullPointerException</w:t>
+              <w:t>(Null, 100, Fecha actual + 2 días): NullPointerException</w:t>
             </w:r>
           </w:p>
         </w:tc>
@@ -716,10 +692,7 @@
               <w:t xml:space="preserve"> actual -</w:t>
             </w:r>
             <w:r>
-              <w:t xml:space="preserve"> 2 días): </w:t>
-            </w:r>
-            <w:r>
-              <w:t>1000 * 1,05 * 0,</w:t>
+              <w:t xml:space="preserve"> 2 días): 1000 * 1,05 * 0,</w:t>
             </w:r>
             <w:r>
               <w:t>80</w:t>
@@ -741,16 +714,7 @@
           </w:tcPr>
           <w:p>
             <w:r>
-              <w:t xml:space="preserve">(Todo Riesgo, </w:t>
-            </w:r>
-            <w:r>
-              <w:t>-2</w:t>
-            </w:r>
-            <w:r>
-              <w:t xml:space="preserve">, mañana): </w:t>
-            </w:r>
-            <w:r>
-              <w:t>PotenciaNoValidaException.</w:t>
+              <w:t>(Todo Riesgo, -2, mañana): PotenciaNoValidaException.</w:t>
             </w:r>
           </w:p>
         </w:tc>
@@ -762,13 +726,7 @@
           </w:tcPr>
           <w:p>
             <w:r>
-              <w:t xml:space="preserve">(Todo Riesgo, 100, </w:t>
-            </w:r>
-            <w:r>
-              <w:t>hoy – 6 meses</w:t>
-            </w:r>
-            <w:r>
-              <w:t>): 1000 * 1,05 * 0,</w:t>
+              <w:t>(Todo Riesgo, 100, hoy – 6 meses): 1000 * 1,05 * 0,</w:t>
             </w:r>
             <w:r>
               <w:t>80</w:t>
@@ -790,13 +748,7 @@
           </w:tcPr>
           <w:p>
             <w:r>
-              <w:t xml:space="preserve">(Todo Riesgo, </w:t>
-            </w:r>
-            <w:r>
-              <w:t>0</w:t>
-            </w:r>
-            <w:r>
-              <w:t>, mañana): PotenciaNoValidaException.</w:t>
+              <w:t>(Todo Riesgo, 0, mañana): PotenciaNoValidaException.</w:t>
             </w:r>
           </w:p>
         </w:tc>
@@ -833,25 +785,7 @@
           </w:tcPr>
           <w:p>
             <w:r>
-              <w:t xml:space="preserve">(Seguro a terceros + lunas, </w:t>
-            </w:r>
-            <w:r>
-              <w:t>1</w:t>
-            </w:r>
-            <w:r>
-              <w:t xml:space="preserve">, hoy – </w:t>
-            </w:r>
-            <w:r>
-              <w:t>1</w:t>
-            </w:r>
-            <w:r>
-              <w:t xml:space="preserve"> año</w:t>
-            </w:r>
-            <w:r>
-              <w:t xml:space="preserve"> – 1 día</w:t>
-            </w:r>
-            <w:r>
-              <w:t>): 600 * 1 * 1 = 600.</w:t>
+              <w:t>(Seguro a terceros + lunas, 1, hoy – 1 año – 1 día): 600 * 1 * 1 = 600.</w:t>
             </w:r>
           </w:p>
         </w:tc>
@@ -917,13 +851,7 @@
           </w:tcPr>
           <w:p>
             <w:r>
-              <w:t>(Seguro a terceros + lunas, 110, hoy): 600 * 1,05 * 0,80 = 5</w:t>
-            </w:r>
-            <w:r>
-              <w:t>0</w:t>
-            </w:r>
-            <w:r>
-              <w:t>4</w:t>
+              <w:t>(Seguro a terceros + lunas, 110, hoy): 600 * 1,05 * 0,80 = 504</w:t>
             </w:r>
             <w:r>
               <w:t>.</w:t>
@@ -1080,6 +1008,81 @@
           </w:tcPr>
           <w:p>
             <w:r>
+              <w:t>Parámetro</w:t>
+            </w:r>
+          </w:p>
+        </w:tc>
+        <w:tc>
+          <w:tcPr>
+            <w:tcW w:w="1254" w:type="dxa"/>
+          </w:tcPr>
+          <w:p>
+            <w:r>
+              <w:t>Clases Validas</w:t>
+            </w:r>
+          </w:p>
+        </w:tc>
+        <w:tc>
+          <w:tcPr>
+            <w:tcW w:w="1280" w:type="dxa"/>
+          </w:tcPr>
+          <w:p>
+            <w:r>
+              <w:t>Clases No Validas</w:t>
+            </w:r>
+          </w:p>
+        </w:tc>
+        <w:tc>
+          <w:tcPr>
+            <w:tcW w:w="4068" w:type="dxa"/>
+            <w:gridSpan w:val="2"/>
+          </w:tcPr>
+          <w:p>
+            <w:r>
+              <w:t>Valores</w:t>
+            </w:r>
+          </w:p>
+        </w:tc>
+      </w:tr>
+      <w:tr>
+        <w:tc>
+          <w:tcPr>
+            <w:tcW w:w="1331" w:type="dxa"/>
+          </w:tcPr>
+          <w:p/>
+        </w:tc>
+        <w:tc>
+          <w:tcPr>
+            <w:tcW w:w="1254" w:type="dxa"/>
+          </w:tcPr>
+          <w:p/>
+        </w:tc>
+        <w:tc>
+          <w:tcPr>
+            <w:tcW w:w="1280" w:type="dxa"/>
+          </w:tcPr>
+          <w:p/>
+        </w:tc>
+        <w:tc>
+          <w:tcPr>
+            <w:tcW w:w="2084" w:type="dxa"/>
+          </w:tcPr>
+          <w:p/>
+        </w:tc>
+        <w:tc>
+          <w:tcPr>
+            <w:tcW w:w="1984" w:type="dxa"/>
+          </w:tcPr>
+          <w:p/>
+        </w:tc>
+      </w:tr>
+      <w:tr>
+        <w:tc>
+          <w:tcPr>
+            <w:tcW w:w="1331" w:type="dxa"/>
+          </w:tcPr>
+          <w:p>
+            <w:r>
               <w:t>Minusvalía.</w:t>
             </w:r>
           </w:p>
@@ -1090,7 +1093,7 @@
           </w:tcPr>
           <w:p>
             <w:r>
-              <w:t xml:space="preserve">(10) </w:t>
+              <w:t xml:space="preserve">(1) </w:t>
             </w:r>
             <w:r>
               <w:t>True</w:t>
@@ -1101,7 +1104,13 @@
           </w:p>
           <w:p>
             <w:r>
-              <w:t xml:space="preserve">(11) </w:t>
+              <w:t>(</w:t>
+            </w:r>
+            <w:r>
+              <w:t>2</w:t>
+            </w:r>
+            <w:r>
+              <w:t xml:space="preserve">) </w:t>
             </w:r>
             <w:r>
               <w:t>False</w:t>
@@ -1123,7 +1132,7 @@
           </w:tcPr>
           <w:p>
             <w:r>
-              <w:t xml:space="preserve">10. </w:t>
+              <w:t xml:space="preserve">1. </w:t>
             </w:r>
             <w:r>
               <w:t>True.</w:t>
@@ -1131,7 +1140,10 @@
           </w:p>
           <w:p>
             <w:r>
-              <w:t xml:space="preserve">11. </w:t>
+              <w:t>2</w:t>
+            </w:r>
+            <w:r>
+              <w:t xml:space="preserve">. </w:t>
             </w:r>
             <w:r>
               <w:t>False</w:t>
@@ -1144,6 +1156,283 @@
         <w:tc>
           <w:tcPr>
             <w:tcW w:w="1984" w:type="dxa"/>
+          </w:tcPr>
+          <w:p/>
+        </w:tc>
+      </w:tr>
+      <w:tr>
+        <w:tc>
+          <w:tcPr>
+            <w:tcW w:w="1331" w:type="dxa"/>
+          </w:tcPr>
+          <w:p>
+            <w:r>
+              <w:t>Número de seguros</w:t>
+            </w:r>
+          </w:p>
+        </w:tc>
+        <w:tc>
+          <w:tcPr>
+            <w:tcW w:w="1254" w:type="dxa"/>
+          </w:tcPr>
+          <w:p>
+            <w:r>
+              <w:t>(3) 0.</w:t>
+            </w:r>
+          </w:p>
+          <w:p>
+            <w:r>
+              <w:t>(4) [1, infinito)</w:t>
+            </w:r>
+          </w:p>
+        </w:tc>
+        <w:tc>
+          <w:tcPr>
+            <w:tcW w:w="1280" w:type="dxa"/>
+          </w:tcPr>
+          <w:p/>
+        </w:tc>
+        <w:tc>
+          <w:tcPr>
+            <w:tcW w:w="2084" w:type="dxa"/>
+          </w:tcPr>
+          <w:p>
+            <w:r>
+              <w:t>3. 0</w:t>
+            </w:r>
+          </w:p>
+          <w:p>
+            <w:r>
+              <w:t>4. 1, 4, 20.</w:t>
+            </w:r>
+          </w:p>
+        </w:tc>
+        <w:tc>
+          <w:tcPr>
+            <w:tcW w:w="1984" w:type="dxa"/>
+          </w:tcPr>
+          <w:p/>
+        </w:tc>
+      </w:tr>
+      <w:tr>
+        <w:tc>
+          <w:tcPr>
+            <w:tcW w:w="1331" w:type="dxa"/>
+          </w:tcPr>
+          <w:p/>
+        </w:tc>
+        <w:tc>
+          <w:tcPr>
+            <w:tcW w:w="1254" w:type="dxa"/>
+          </w:tcPr>
+          <w:p/>
+        </w:tc>
+        <w:tc>
+          <w:tcPr>
+            <w:tcW w:w="1280" w:type="dxa"/>
+          </w:tcPr>
+          <w:p/>
+        </w:tc>
+        <w:tc>
+          <w:tcPr>
+            <w:tcW w:w="2084" w:type="dxa"/>
+          </w:tcPr>
+          <w:p/>
+        </w:tc>
+        <w:tc>
+          <w:tcPr>
+            <w:tcW w:w="1984" w:type="dxa"/>
+          </w:tcPr>
+          <w:p/>
+        </w:tc>
+      </w:tr>
+    </w:tbl>
+    <w:p/>
+    <w:tbl>
+      <w:tblPr>
+        <w:tblStyle w:val="Tablaconcuadrcula"/>
+        <w:tblW w:w="0" w:type="auto"/>
+        <w:tblLook w:val="04A0" w:firstRow="1" w:lastRow="0" w:firstColumn="1" w:lastColumn="0" w:noHBand="0" w:noVBand="1"/>
+      </w:tblPr>
+      <w:tblGrid>
+        <w:gridCol w:w="3823"/>
+        <w:gridCol w:w="3827"/>
+      </w:tblGrid>
+      <w:tr>
+        <w:tc>
+          <w:tcPr>
+            <w:tcW w:w="3823" w:type="dxa"/>
+          </w:tcPr>
+          <w:p>
+            <w:r>
+              <w:t>Casos de prueba validos</w:t>
+            </w:r>
+          </w:p>
+        </w:tc>
+        <w:tc>
+          <w:tcPr>
+            <w:tcW w:w="3827" w:type="dxa"/>
+          </w:tcPr>
+          <w:p>
+            <w:r>
+              <w:t>Casos de prueba no validos</w:t>
+            </w:r>
+          </w:p>
+        </w:tc>
+      </w:tr>
+      <w:tr>
+        <w:tc>
+          <w:tcPr>
+            <w:tcW w:w="3823" w:type="dxa"/>
+          </w:tcPr>
+          <w:p>
+            <w:r>
+              <w:t>(</w:t>
+            </w:r>
+            <w:r>
+              <w:t>True, 0</w:t>
+            </w:r>
+            <w:r>
+              <w:t>): 0</w:t>
+            </w:r>
+          </w:p>
+        </w:tc>
+        <w:tc>
+          <w:tcPr>
+            <w:tcW w:w="3827" w:type="dxa"/>
+          </w:tcPr>
+          <w:p/>
+        </w:tc>
+      </w:tr>
+      <w:tr>
+        <w:tc>
+          <w:tcPr>
+            <w:tcW w:w="3823" w:type="dxa"/>
+          </w:tcPr>
+          <w:p>
+            <w:r>
+              <w:t xml:space="preserve">(True, 1 (precio: 600)): 600 * 0,75 = 450. </w:t>
+            </w:r>
+          </w:p>
+        </w:tc>
+        <w:tc>
+          <w:tcPr>
+            <w:tcW w:w="3827" w:type="dxa"/>
+          </w:tcPr>
+          <w:p/>
+        </w:tc>
+      </w:tr>
+      <w:tr>
+        <w:tc>
+          <w:tcPr>
+            <w:tcW w:w="3823" w:type="dxa"/>
+          </w:tcPr>
+          <w:p>
+            <w:r>
+              <w:t>(True, 4 (precio: 600, 840, 576, 504)): (600 + 840 + 576 + 504) * 0,75 = 1890.</w:t>
+            </w:r>
+          </w:p>
+        </w:tc>
+        <w:tc>
+          <w:tcPr>
+            <w:tcW w:w="3827" w:type="dxa"/>
+          </w:tcPr>
+          <w:p/>
+        </w:tc>
+      </w:tr>
+      <w:tr>
+        <w:tc>
+          <w:tcPr>
+            <w:tcW w:w="3823" w:type="dxa"/>
+          </w:tcPr>
+          <w:p>
+            <w:r>
+              <w:lastRenderedPageBreak/>
+              <w:t xml:space="preserve">(True, 20 (precio: </w:t>
+            </w:r>
+            <w:r>
+              <w:t>10 veces 0, 4 veces 1200, 3 veces 600, 2 veces 840, una vez 576): (10 * 0 + 4 * 1200 + 3 * 600 + 2 * 840 + 576) * 0,75 = 6642</w:t>
+            </w:r>
+          </w:p>
+        </w:tc>
+        <w:tc>
+          <w:tcPr>
+            <w:tcW w:w="3827" w:type="dxa"/>
+          </w:tcPr>
+          <w:p/>
+        </w:tc>
+      </w:tr>
+      <w:tr>
+        <w:tc>
+          <w:tcPr>
+            <w:tcW w:w="3823" w:type="dxa"/>
+          </w:tcPr>
+          <w:p>
+            <w:r>
+              <w:t>(False, 0): 0</w:t>
+            </w:r>
+          </w:p>
+        </w:tc>
+        <w:tc>
+          <w:tcPr>
+            <w:tcW w:w="3827" w:type="dxa"/>
+          </w:tcPr>
+          <w:p/>
+        </w:tc>
+      </w:tr>
+      <w:tr>
+        <w:tc>
+          <w:tcPr>
+            <w:tcW w:w="3823" w:type="dxa"/>
+          </w:tcPr>
+          <w:p>
+            <w:r>
+              <w:t>(False, 1 (precio: 576)): 576 * 1 = 576-</w:t>
+            </w:r>
+          </w:p>
+        </w:tc>
+        <w:tc>
+          <w:tcPr>
+            <w:tcW w:w="3827" w:type="dxa"/>
+          </w:tcPr>
+          <w:p/>
+        </w:tc>
+      </w:tr>
+      <w:tr>
+        <w:tc>
+          <w:tcPr>
+            <w:tcW w:w="3823" w:type="dxa"/>
+          </w:tcPr>
+          <w:p>
+            <w:r>
+              <w:t xml:space="preserve">(False, 4 (precio: 840, 320, 504, 600)): (840 + 320 + 504 + 600) * 1 = </w:t>
+            </w:r>
+            <w:r>
+              <w:t>2264</w:t>
+            </w:r>
+          </w:p>
+        </w:tc>
+        <w:tc>
+          <w:tcPr>
+            <w:tcW w:w="3827" w:type="dxa"/>
+          </w:tcPr>
+          <w:p/>
+        </w:tc>
+      </w:tr>
+      <w:tr>
+        <w:tc>
+          <w:tcPr>
+            <w:tcW w:w="3823" w:type="dxa"/>
+          </w:tcPr>
+          <w:p>
+            <w:r>
+              <w:t>(False, 20 (precio: 5 veces 0, 10 veces 320, 2 veces 1200, una vez 840, una vez 576, una vez 504)): (5 * 0 + 10 * 320 + 2 * 1200 + 1 * 840 + 1 * 576 + 1 * 504) * 1 = 7520.</w:t>
+            </w:r>
+          </w:p>
+        </w:tc>
+        <w:tc>
+          <w:tcPr>
+            <w:tcW w:w="3827" w:type="dxa"/>
           </w:tcPr>
           <w:p/>
         </w:tc>

--- a/Practica5A/Practica5A.docx
+++ b/Practica5A/Practica5A.docx
@@ -192,6 +192,7 @@
             <w:tcW w:w="1280" w:type="dxa"/>
           </w:tcPr>
           <w:p>
+            <w:proofErr w:type="gramStart"/>
             <w:r>
               <w:t>(</w:t>
             </w:r>
@@ -202,7 +203,11 @@
               <w:t>0</w:t>
             </w:r>
             <w:r>
-              <w:t>) != {Todo Riesgo, Seguro a terceros + lunas, Seguro a terceros}</w:t>
+              <w:t>) !</w:t>
+            </w:r>
+            <w:proofErr w:type="gramEnd"/>
+            <w:r>
+              <w:t>= {Todo Riesgo, Seguro a terceros + lunas, Seguro a terceros}</w:t>
             </w:r>
           </w:p>
           <w:p>
@@ -213,8 +218,13 @@
               <w:t>1</w:t>
             </w:r>
             <w:r>
-              <w:t>) null</w:t>
-            </w:r>
+              <w:t xml:space="preserve">) </w:t>
+            </w:r>
+            <w:proofErr w:type="spellStart"/>
+            <w:r>
+              <w:t>null</w:t>
+            </w:r>
+            <w:proofErr w:type="spellEnd"/>
           </w:p>
         </w:tc>
         <w:tc>
@@ -346,7 +356,15 @@
               <w:t>110</w:t>
             </w:r>
             <w:r>
-              <w:t>, inf)</w:t>
+              <w:t xml:space="preserve">, </w:t>
+            </w:r>
+            <w:proofErr w:type="spellStart"/>
+            <w:r>
+              <w:t>inf</w:t>
+            </w:r>
+            <w:proofErr w:type="spellEnd"/>
+            <w:r>
+              <w:t>)</w:t>
             </w:r>
           </w:p>
         </w:tc>
@@ -362,7 +380,15 @@
               <w:t>2</w:t>
             </w:r>
             <w:r>
-              <w:t>) (- inf, 0]</w:t>
+              <w:t xml:space="preserve">) (- </w:t>
+            </w:r>
+            <w:proofErr w:type="spellStart"/>
+            <w:r>
+              <w:t>inf</w:t>
+            </w:r>
+            <w:proofErr w:type="spellEnd"/>
+            <w:r>
+              <w:t>, 0]</w:t>
             </w:r>
           </w:p>
         </w:tc>
@@ -433,7 +459,15 @@
               <w:t>(7)</w:t>
             </w:r>
             <w:r>
-              <w:t xml:space="preserve"> (-inf, Fecha actual – 1 año)</w:t>
+              <w:t xml:space="preserve"> (-</w:t>
+            </w:r>
+            <w:proofErr w:type="spellStart"/>
+            <w:r>
+              <w:t>inf</w:t>
+            </w:r>
+            <w:proofErr w:type="spellEnd"/>
+            <w:r>
+              <w:t>, Fecha actual – 1 año)</w:t>
             </w:r>
           </w:p>
           <w:p>
@@ -479,7 +513,15 @@
               <w:t>Fecha actual</w:t>
             </w:r>
             <w:r>
-              <w:t>, inf)</w:t>
+              <w:t xml:space="preserve">, </w:t>
+            </w:r>
+            <w:proofErr w:type="spellStart"/>
+            <w:r>
+              <w:t>inf</w:t>
+            </w:r>
+            <w:proofErr w:type="spellEnd"/>
+            <w:r>
+              <w:t>)</w:t>
             </w:r>
           </w:p>
         </w:tc>
@@ -495,8 +537,13 @@
               <w:t>3</w:t>
             </w:r>
             <w:r>
-              <w:t>) null</w:t>
-            </w:r>
+              <w:t xml:space="preserve">) </w:t>
+            </w:r>
+            <w:proofErr w:type="spellStart"/>
+            <w:r>
+              <w:t>null</w:t>
+            </w:r>
+            <w:proofErr w:type="spellEnd"/>
           </w:p>
         </w:tc>
         <w:tc>
@@ -673,8 +720,13 @@
           </w:tcPr>
           <w:p>
             <w:r>
-              <w:t>(Null, 100, Fecha actual + 2 días): NullPointerException</w:t>
-            </w:r>
+              <w:t xml:space="preserve">(Null, 100, Fecha actual + 2 días): </w:t>
+            </w:r>
+            <w:proofErr w:type="spellStart"/>
+            <w:r>
+              <w:t>NullPointerException</w:t>
+            </w:r>
+            <w:proofErr w:type="spellEnd"/>
           </w:p>
         </w:tc>
       </w:tr>
@@ -714,7 +766,15 @@
           </w:tcPr>
           <w:p>
             <w:r>
-              <w:t>(Todo Riesgo, -2, mañana): PotenciaNoValidaException.</w:t>
+              <w:t xml:space="preserve">(Todo Riesgo, -2, mañana): </w:t>
+            </w:r>
+            <w:proofErr w:type="spellStart"/>
+            <w:r>
+              <w:t>PotenciaNoValidaException</w:t>
+            </w:r>
+            <w:proofErr w:type="spellEnd"/>
+            <w:r>
+              <w:t>.</w:t>
             </w:r>
           </w:p>
         </w:tc>
@@ -748,7 +808,15 @@
           </w:tcPr>
           <w:p>
             <w:r>
-              <w:t>(Todo Riesgo, 0, mañana): PotenciaNoValidaException.</w:t>
+              <w:t xml:space="preserve">(Todo Riesgo, 0, mañana): </w:t>
+            </w:r>
+            <w:proofErr w:type="spellStart"/>
+            <w:r>
+              <w:t>PotenciaNoValidaException</w:t>
+            </w:r>
+            <w:proofErr w:type="spellEnd"/>
+            <w:r>
+              <w:t>.</w:t>
             </w:r>
           </w:p>
         </w:tc>
@@ -773,8 +841,21 @@
           </w:tcPr>
           <w:p>
             <w:r>
-              <w:t>(Seguro a terceros, 45, null): NullPointerException</w:t>
-            </w:r>
+              <w:t xml:space="preserve">(Seguro a terceros, 45, </w:t>
+            </w:r>
+            <w:proofErr w:type="spellStart"/>
+            <w:r>
+              <w:t>null</w:t>
+            </w:r>
+            <w:proofErr w:type="spellEnd"/>
+            <w:r>
+              <w:t xml:space="preserve">): </w:t>
+            </w:r>
+            <w:proofErr w:type="spellStart"/>
+            <w:r>
+              <w:t>NullPointerException</w:t>
+            </w:r>
+            <w:proofErr w:type="spellEnd"/>
           </w:p>
         </w:tc>
       </w:tr>
@@ -953,7 +1034,15 @@
           </w:tcPr>
           <w:p>
             <w:r>
-              <w:t>(Seguro a terceros + lunas, 120, hoy + 4 años) : 0</w:t>
+              <w:t>(Seguro a terceros + lunas, 120, hoy + 4 años</w:t>
+            </w:r>
+            <w:proofErr w:type="gramStart"/>
+            <w:r>
+              <w:t>) :</w:t>
+            </w:r>
+            <w:proofErr w:type="gramEnd"/>
+            <w:r>
+              <w:t xml:space="preserve"> 0</w:t>
             </w:r>
           </w:p>
         </w:tc>
@@ -1287,13 +1376,7 @@
           </w:tcPr>
           <w:p>
             <w:r>
-              <w:t>(</w:t>
-            </w:r>
-            <w:r>
-              <w:t>True, 0</w:t>
-            </w:r>
-            <w:r>
-              <w:t>): 0</w:t>
+              <w:t>(True, 0): 0</w:t>
             </w:r>
           </w:p>
         </w:tc>
@@ -1387,7 +1470,7 @@
           </w:tcPr>
           <w:p>
             <w:r>
-              <w:t>(False, 1 (precio: 576)): 576 * 1 = 576-</w:t>
+              <w:t>(False, 1 (precio: 576)): 576 * 1 = 576</w:t>
             </w:r>
           </w:p>
         </w:tc>
@@ -1438,6 +1521,461 @@
         </w:tc>
       </w:tr>
     </w:tbl>
+    <w:p/>
+    <w:p/>
+    <w:p>
+      <w:pPr>
+        <w:rPr>
+          <w:b/>
+          <w:bCs/>
+          <w:i/>
+          <w:iCs/>
+          <w:sz w:val="40"/>
+          <w:szCs w:val="40"/>
+          <w:u w:val="single"/>
+        </w:rPr>
+      </w:pPr>
+      <w:r>
+        <w:rPr>
+          <w:b/>
+          <w:bCs/>
+          <w:i/>
+          <w:iCs/>
+          <w:sz w:val="40"/>
+          <w:szCs w:val="40"/>
+          <w:u w:val="single"/>
+        </w:rPr>
+        <w:t xml:space="preserve">Nota: Hay que añadir la dependencia de la diapositiva 15 del seminario de Junit (tema 5) a uno de los </w:t>
+      </w:r>
+      <w:proofErr w:type="spellStart"/>
+      <w:r>
+        <w:rPr>
+          <w:b/>
+          <w:bCs/>
+          <w:i/>
+          <w:iCs/>
+          <w:sz w:val="40"/>
+          <w:szCs w:val="40"/>
+          <w:u w:val="single"/>
+        </w:rPr>
+        <w:t>Pom</w:t>
+      </w:r>
+      <w:proofErr w:type="spellEnd"/>
+      <w:r>
+        <w:rPr>
+          <w:b/>
+          <w:bCs/>
+          <w:i/>
+          <w:iCs/>
+          <w:sz w:val="40"/>
+          <w:szCs w:val="40"/>
+          <w:u w:val="single"/>
+        </w:rPr>
+        <w:t>.</w:t>
+      </w:r>
+    </w:p>
+    <w:p>
+      <w:pPr>
+        <w:rPr>
+          <w:b/>
+          <w:bCs/>
+          <w:i/>
+          <w:iCs/>
+          <w:sz w:val="40"/>
+          <w:szCs w:val="40"/>
+          <w:u w:val="single"/>
+        </w:rPr>
+      </w:pPr>
+    </w:p>
+    <w:p>
+      <w:pPr>
+        <w:rPr>
+          <w:b/>
+          <w:bCs/>
+          <w:i/>
+          <w:iCs/>
+          <w:sz w:val="40"/>
+          <w:szCs w:val="40"/>
+          <w:u w:val="single"/>
+        </w:rPr>
+      </w:pPr>
+      <w:r>
+        <w:rPr>
+          <w:b/>
+          <w:bCs/>
+          <w:i/>
+          <w:iCs/>
+          <w:sz w:val="40"/>
+          <w:szCs w:val="40"/>
+          <w:u w:val="single"/>
+        </w:rPr>
+        <w:t>(Nota: Solo Hay que probar el caso de uso “Consulta Cliente”).</w:t>
+      </w:r>
+    </w:p>
+    <w:p/>
+    <w:p>
+      <w:r>
+        <w:t>Negocio</w:t>
+      </w:r>
+    </w:p>
+    <w:tbl>
+      <w:tblPr>
+        <w:tblStyle w:val="Tablaconcuadrcula"/>
+        <w:tblW w:w="0" w:type="auto"/>
+        <w:tblLook w:val="04A0" w:firstRow="1" w:lastRow="0" w:firstColumn="1" w:lastColumn="0" w:noHBand="0" w:noVBand="1"/>
+      </w:tblPr>
+      <w:tblGrid>
+        <w:gridCol w:w="1331"/>
+        <w:gridCol w:w="1254"/>
+        <w:gridCol w:w="1280"/>
+        <w:gridCol w:w="2084"/>
+        <w:gridCol w:w="1984"/>
+      </w:tblGrid>
+      <w:tr>
+        <w:tc>
+          <w:tcPr>
+            <w:tcW w:w="1331" w:type="dxa"/>
+          </w:tcPr>
+          <w:p>
+            <w:r>
+              <w:t>Parámetro</w:t>
+            </w:r>
+          </w:p>
+        </w:tc>
+        <w:tc>
+          <w:tcPr>
+            <w:tcW w:w="1254" w:type="dxa"/>
+          </w:tcPr>
+          <w:p>
+            <w:r>
+              <w:t>Clases Validas</w:t>
+            </w:r>
+          </w:p>
+        </w:tc>
+        <w:tc>
+          <w:tcPr>
+            <w:tcW w:w="1280" w:type="dxa"/>
+          </w:tcPr>
+          <w:p>
+            <w:r>
+              <w:t>Clases No Validas</w:t>
+            </w:r>
+          </w:p>
+        </w:tc>
+        <w:tc>
+          <w:tcPr>
+            <w:tcW w:w="4068" w:type="dxa"/>
+            <w:gridSpan w:val="2"/>
+          </w:tcPr>
+          <w:p>
+            <w:r>
+              <w:t>Valores</w:t>
+            </w:r>
+          </w:p>
+        </w:tc>
+      </w:tr>
+      <w:tr>
+        <w:tc>
+          <w:tcPr>
+            <w:tcW w:w="1331" w:type="dxa"/>
+          </w:tcPr>
+          <w:p/>
+        </w:tc>
+        <w:tc>
+          <w:tcPr>
+            <w:tcW w:w="1254" w:type="dxa"/>
+          </w:tcPr>
+          <w:p/>
+        </w:tc>
+        <w:tc>
+          <w:tcPr>
+            <w:tcW w:w="1280" w:type="dxa"/>
+          </w:tcPr>
+          <w:p/>
+        </w:tc>
+        <w:tc>
+          <w:tcPr>
+            <w:tcW w:w="2084" w:type="dxa"/>
+          </w:tcPr>
+          <w:p/>
+        </w:tc>
+        <w:tc>
+          <w:tcPr>
+            <w:tcW w:w="1984" w:type="dxa"/>
+          </w:tcPr>
+          <w:p/>
+        </w:tc>
+      </w:tr>
+      <w:tr>
+        <w:tc>
+          <w:tcPr>
+            <w:tcW w:w="1331" w:type="dxa"/>
+          </w:tcPr>
+          <w:p/>
+        </w:tc>
+        <w:tc>
+          <w:tcPr>
+            <w:tcW w:w="1254" w:type="dxa"/>
+          </w:tcPr>
+          <w:p/>
+        </w:tc>
+        <w:tc>
+          <w:tcPr>
+            <w:tcW w:w="1280" w:type="dxa"/>
+          </w:tcPr>
+          <w:p/>
+        </w:tc>
+        <w:tc>
+          <w:tcPr>
+            <w:tcW w:w="2084" w:type="dxa"/>
+          </w:tcPr>
+          <w:p/>
+        </w:tc>
+        <w:tc>
+          <w:tcPr>
+            <w:tcW w:w="1984" w:type="dxa"/>
+          </w:tcPr>
+          <w:p/>
+        </w:tc>
+      </w:tr>
+      <w:tr>
+        <w:tc>
+          <w:tcPr>
+            <w:tcW w:w="1331" w:type="dxa"/>
+          </w:tcPr>
+          <w:p/>
+        </w:tc>
+        <w:tc>
+          <w:tcPr>
+            <w:tcW w:w="1254" w:type="dxa"/>
+          </w:tcPr>
+          <w:p/>
+        </w:tc>
+        <w:tc>
+          <w:tcPr>
+            <w:tcW w:w="1280" w:type="dxa"/>
+          </w:tcPr>
+          <w:p/>
+        </w:tc>
+        <w:tc>
+          <w:tcPr>
+            <w:tcW w:w="2084" w:type="dxa"/>
+          </w:tcPr>
+          <w:p/>
+        </w:tc>
+        <w:tc>
+          <w:tcPr>
+            <w:tcW w:w="1984" w:type="dxa"/>
+          </w:tcPr>
+          <w:p/>
+        </w:tc>
+      </w:tr>
+      <w:tr>
+        <w:tc>
+          <w:tcPr>
+            <w:tcW w:w="1331" w:type="dxa"/>
+          </w:tcPr>
+          <w:p/>
+        </w:tc>
+        <w:tc>
+          <w:tcPr>
+            <w:tcW w:w="1254" w:type="dxa"/>
+          </w:tcPr>
+          <w:p/>
+        </w:tc>
+        <w:tc>
+          <w:tcPr>
+            <w:tcW w:w="1280" w:type="dxa"/>
+          </w:tcPr>
+          <w:p/>
+        </w:tc>
+        <w:tc>
+          <w:tcPr>
+            <w:tcW w:w="2084" w:type="dxa"/>
+          </w:tcPr>
+          <w:p/>
+        </w:tc>
+        <w:tc>
+          <w:tcPr>
+            <w:tcW w:w="1984" w:type="dxa"/>
+          </w:tcPr>
+          <w:p/>
+        </w:tc>
+      </w:tr>
+    </w:tbl>
+    <w:p/>
+    <w:tbl>
+      <w:tblPr>
+        <w:tblStyle w:val="Tablaconcuadrcula"/>
+        <w:tblW w:w="0" w:type="auto"/>
+        <w:tblLook w:val="04A0" w:firstRow="1" w:lastRow="0" w:firstColumn="1" w:lastColumn="0" w:noHBand="0" w:noVBand="1"/>
+      </w:tblPr>
+      <w:tblGrid>
+        <w:gridCol w:w="3823"/>
+        <w:gridCol w:w="3827"/>
+      </w:tblGrid>
+      <w:tr>
+        <w:tc>
+          <w:tcPr>
+            <w:tcW w:w="3823" w:type="dxa"/>
+          </w:tcPr>
+          <w:p>
+            <w:r>
+              <w:t>Casos de prueba validos</w:t>
+            </w:r>
+          </w:p>
+        </w:tc>
+        <w:tc>
+          <w:tcPr>
+            <w:tcW w:w="3827" w:type="dxa"/>
+          </w:tcPr>
+          <w:p>
+            <w:r>
+              <w:t>Casos de prueba no validos</w:t>
+            </w:r>
+          </w:p>
+        </w:tc>
+      </w:tr>
+      <w:tr>
+        <w:tc>
+          <w:tcPr>
+            <w:tcW w:w="3823" w:type="dxa"/>
+          </w:tcPr>
+          <w:p/>
+        </w:tc>
+        <w:tc>
+          <w:tcPr>
+            <w:tcW w:w="3827" w:type="dxa"/>
+          </w:tcPr>
+          <w:p/>
+        </w:tc>
+      </w:tr>
+      <w:tr>
+        <w:tc>
+          <w:tcPr>
+            <w:tcW w:w="3823" w:type="dxa"/>
+          </w:tcPr>
+          <w:p/>
+        </w:tc>
+        <w:tc>
+          <w:tcPr>
+            <w:tcW w:w="3827" w:type="dxa"/>
+          </w:tcPr>
+          <w:p/>
+        </w:tc>
+      </w:tr>
+      <w:tr>
+        <w:tc>
+          <w:tcPr>
+            <w:tcW w:w="3823" w:type="dxa"/>
+          </w:tcPr>
+          <w:p/>
+        </w:tc>
+        <w:tc>
+          <w:tcPr>
+            <w:tcW w:w="3827" w:type="dxa"/>
+          </w:tcPr>
+          <w:p/>
+        </w:tc>
+      </w:tr>
+      <w:tr>
+        <w:tc>
+          <w:tcPr>
+            <w:tcW w:w="3823" w:type="dxa"/>
+          </w:tcPr>
+          <w:p/>
+        </w:tc>
+        <w:tc>
+          <w:tcPr>
+            <w:tcW w:w="3827" w:type="dxa"/>
+          </w:tcPr>
+          <w:p/>
+        </w:tc>
+      </w:tr>
+      <w:tr>
+        <w:tc>
+          <w:tcPr>
+            <w:tcW w:w="3823" w:type="dxa"/>
+          </w:tcPr>
+          <w:p/>
+        </w:tc>
+        <w:tc>
+          <w:tcPr>
+            <w:tcW w:w="3827" w:type="dxa"/>
+          </w:tcPr>
+          <w:p/>
+        </w:tc>
+      </w:tr>
+      <w:tr>
+        <w:tc>
+          <w:tcPr>
+            <w:tcW w:w="3823" w:type="dxa"/>
+          </w:tcPr>
+          <w:p/>
+        </w:tc>
+        <w:tc>
+          <w:tcPr>
+            <w:tcW w:w="3827" w:type="dxa"/>
+          </w:tcPr>
+          <w:p/>
+        </w:tc>
+      </w:tr>
+      <w:tr>
+        <w:tc>
+          <w:tcPr>
+            <w:tcW w:w="3823" w:type="dxa"/>
+          </w:tcPr>
+          <w:p/>
+        </w:tc>
+        <w:tc>
+          <w:tcPr>
+            <w:tcW w:w="3827" w:type="dxa"/>
+          </w:tcPr>
+          <w:p/>
+        </w:tc>
+      </w:tr>
+      <w:tr>
+        <w:tc>
+          <w:tcPr>
+            <w:tcW w:w="3823" w:type="dxa"/>
+          </w:tcPr>
+          <w:p/>
+        </w:tc>
+        <w:tc>
+          <w:tcPr>
+            <w:tcW w:w="3827" w:type="dxa"/>
+          </w:tcPr>
+          <w:p/>
+        </w:tc>
+      </w:tr>
+    </w:tbl>
+    <w:p/>
+    <w:p>
+      <w:pPr>
+        <w:rPr>
+          <w:b/>
+          <w:bCs/>
+          <w:i/>
+          <w:iCs/>
+          <w:sz w:val="40"/>
+          <w:szCs w:val="40"/>
+          <w:u w:val="single"/>
+        </w:rPr>
+      </w:pPr>
+      <w:r>
+        <w:rPr>
+          <w:b/>
+          <w:bCs/>
+          <w:i/>
+          <w:iCs/>
+          <w:sz w:val="40"/>
+          <w:szCs w:val="40"/>
+          <w:u w:val="single"/>
+        </w:rPr>
+        <w:lastRenderedPageBreak/>
+        <w:t>(Nota: Solo Hay que probar el caso de uso “Consulta Cliente”).</w:t>
+      </w:r>
+    </w:p>
     <w:p/>
     <w:sectPr>
       <w:pgSz w:w="11906" w:h="16838"/>

--- a/Practica5A/Practica5A.docx
+++ b/Practica5A/Practica5A.docx
@@ -192,7 +192,6 @@
             <w:tcW w:w="1280" w:type="dxa"/>
           </w:tcPr>
           <w:p>
-            <w:proofErr w:type="gramStart"/>
             <w:r>
               <w:t>(</w:t>
             </w:r>
@@ -203,11 +202,7 @@
               <w:t>0</w:t>
             </w:r>
             <w:r>
-              <w:t>) !</w:t>
-            </w:r>
-            <w:proofErr w:type="gramEnd"/>
-            <w:r>
-              <w:t>= {Todo Riesgo, Seguro a terceros + lunas, Seguro a terceros}</w:t>
+              <w:t>) != {Todo Riesgo, Seguro a terceros + lunas, Seguro a terceros}</w:t>
             </w:r>
           </w:p>
           <w:p>
@@ -218,13 +213,157 @@
               <w:t>1</w:t>
             </w:r>
             <w:r>
+              <w:t>) null</w:t>
+            </w:r>
+          </w:p>
+        </w:tc>
+        <w:tc>
+          <w:tcPr>
+            <w:tcW w:w="2084" w:type="dxa"/>
+          </w:tcPr>
+          <w:p>
+            <w:r>
+              <w:t>1. Todo riesgo.</w:t>
+            </w:r>
+          </w:p>
+          <w:p>
+            <w:r>
+              <w:t>2. Seguro a terceros + lunas.</w:t>
+            </w:r>
+          </w:p>
+          <w:p>
+            <w:r>
+              <w:t>3. Seguro a terceros</w:t>
+            </w:r>
+          </w:p>
+        </w:tc>
+        <w:tc>
+          <w:tcPr>
+            <w:tcW w:w="1984" w:type="dxa"/>
+          </w:tcPr>
+          <w:p>
+            <w:r>
+              <w:t>1</w:t>
+            </w:r>
+            <w:r>
+              <w:t>0</w:t>
+            </w:r>
+            <w:r>
+              <w:t>. Azul.</w:t>
+            </w:r>
+          </w:p>
+          <w:p>
+            <w:r>
+              <w:t>1</w:t>
+            </w:r>
+            <w:r>
+              <w:t>1</w:t>
+            </w:r>
+            <w:r>
+              <w:t xml:space="preserve">. </w:t>
+            </w:r>
+            <w:r>
+              <w:t>N</w:t>
+            </w:r>
+            <w:r>
+              <w:t>ull.</w:t>
+            </w:r>
+          </w:p>
+        </w:tc>
+      </w:tr>
+      <w:tr>
+        <w:tc>
+          <w:tcPr>
+            <w:tcW w:w="1331" w:type="dxa"/>
+          </w:tcPr>
+          <w:p>
+            <w:r>
+              <w:t>Potencia del coche</w:t>
+            </w:r>
+          </w:p>
+        </w:tc>
+        <w:tc>
+          <w:tcPr>
+            <w:tcW w:w="1254" w:type="dxa"/>
+          </w:tcPr>
+          <w:p>
+            <w:r>
+              <w:t>(</w:t>
+            </w:r>
+            <w:r>
+              <w:t>4</w:t>
+            </w:r>
+            <w:r>
               <w:t xml:space="preserve">) </w:t>
             </w:r>
-            <w:proofErr w:type="spellStart"/>
-            <w:r>
-              <w:t>null</w:t>
-            </w:r>
-            <w:proofErr w:type="spellEnd"/>
+            <w:r>
+              <w:t>(</w:t>
+            </w:r>
+            <w:r>
+              <w:t xml:space="preserve">0, </w:t>
+            </w:r>
+            <w:r>
+              <w:t>90</w:t>
+            </w:r>
+            <w:r>
+              <w:t xml:space="preserve">) </w:t>
+            </w:r>
+          </w:p>
+          <w:p>
+            <w:r>
+              <w:t>(</w:t>
+            </w:r>
+            <w:r>
+              <w:t>5</w:t>
+            </w:r>
+            <w:r>
+              <w:t>) [</w:t>
+            </w:r>
+            <w:r>
+              <w:t>90</w:t>
+            </w:r>
+            <w:r>
+              <w:t xml:space="preserve">, </w:t>
+            </w:r>
+            <w:r>
+              <w:t>110</w:t>
+            </w:r>
+            <w:r>
+              <w:t>]</w:t>
+            </w:r>
+          </w:p>
+          <w:p>
+            <w:r>
+              <w:t>(</w:t>
+            </w:r>
+            <w:r>
+              <w:t>6</w:t>
+            </w:r>
+            <w:r>
+              <w:t>) (</w:t>
+            </w:r>
+            <w:r>
+              <w:t>110</w:t>
+            </w:r>
+            <w:r>
+              <w:t>, inf)</w:t>
+            </w:r>
+          </w:p>
+        </w:tc>
+        <w:tc>
+          <w:tcPr>
+            <w:tcW w:w="1280" w:type="dxa"/>
+          </w:tcPr>
+          <w:p>
+            <w:r>
+              <w:t>(1</w:t>
+            </w:r>
+            <w:r>
+              <w:t>2</w:t>
+            </w:r>
+            <w:r>
+              <w:t>) (- inf, 0]</w:t>
+            </w:r>
           </w:p>
         </w:tc>
         <w:tc>
@@ -233,19 +372,26 @@
           </w:tcPr>
           <w:p>
             <w:r>
-              <w:t>1. Todo riesgo.</w:t>
-            </w:r>
-          </w:p>
-          <w:p>
-            <w:r>
-              <w:t>2. Seguro a terceros + lunas.</w:t>
-            </w:r>
-          </w:p>
-          <w:p>
-            <w:r>
-              <w:t>3. Seguro a terceros</w:t>
-            </w:r>
-          </w:p>
+              <w:t xml:space="preserve">4. </w:t>
+            </w:r>
+            <w:r>
+              <w:t>1</w:t>
+            </w:r>
+            <w:r>
+              <w:t>, 45, 89</w:t>
+            </w:r>
+          </w:p>
+          <w:p>
+            <w:r>
+              <w:t>5. 90, 100, 110</w:t>
+            </w:r>
+          </w:p>
+          <w:p>
+            <w:r>
+              <w:t>6. 111, 200, 2300</w:t>
+            </w:r>
+          </w:p>
+          <w:p/>
         </w:tc>
         <w:tc>
           <w:tcPr>
@@ -256,27 +402,10 @@
               <w:t>1</w:t>
             </w:r>
             <w:r>
-              <w:t>0</w:t>
-            </w:r>
-            <w:r>
-              <w:t>. Azul.</w:t>
-            </w:r>
-          </w:p>
-          <w:p>
-            <w:r>
-              <w:t>1</w:t>
-            </w:r>
-            <w:r>
-              <w:t>1</w:t>
-            </w:r>
-            <w:r>
-              <w:t xml:space="preserve">. </w:t>
-            </w:r>
-            <w:r>
-              <w:t>N</w:t>
-            </w:r>
-            <w:r>
-              <w:t>ull.</w:t>
+              <w:t>2</w:t>
+            </w:r>
+            <w:r>
+              <w:t>. -2, 0</w:t>
             </w:r>
           </w:p>
         </w:tc>
@@ -288,7 +417,10 @@
           </w:tcPr>
           <w:p>
             <w:r>
-              <w:t>Potencia del coche</w:t>
+              <w:t>Fecha</w:t>
+            </w:r>
+            <w:r>
+              <w:t xml:space="preserve"> Inicio.</w:t>
             </w:r>
           </w:p>
         </w:tc>
@@ -298,10 +430,44 @@
           </w:tcPr>
           <w:p>
             <w:r>
+              <w:t>(7)</w:t>
+            </w:r>
+            <w:r>
+              <w:t xml:space="preserve"> (-inf, Fecha actual – 1 año)</w:t>
+            </w:r>
+          </w:p>
+          <w:p>
+            <w:r>
+              <w:t>(8) [</w:t>
+            </w:r>
+            <w:r>
+              <w:t xml:space="preserve">Fecha </w:t>
+            </w:r>
+            <w:r>
+              <w:t>actual</w:t>
+            </w:r>
+            <w:r>
+              <w:t xml:space="preserve"> </w:t>
+            </w:r>
+            <w:r>
+              <w:t>-</w:t>
+            </w:r>
+            <w:r>
+              <w:t xml:space="preserve"> 1 año</w:t>
+            </w:r>
+            <w:r>
+              <w:t>, Fecha actual</w:t>
+            </w:r>
+            <w:r>
+              <w:t>]</w:t>
+            </w:r>
+          </w:p>
+          <w:p>
+            <w:r>
               <w:t>(</w:t>
             </w:r>
             <w:r>
-              <w:t>4</w:t>
+              <w:t>9</w:t>
             </w:r>
             <w:r>
               <w:t xml:space="preserve">) </w:t>
@@ -310,61 +476,10 @@
               <w:t>(</w:t>
             </w:r>
             <w:r>
-              <w:t xml:space="preserve">0, </w:t>
-            </w:r>
-            <w:r>
-              <w:t>90</w:t>
-            </w:r>
-            <w:r>
-              <w:t xml:space="preserve">) </w:t>
-            </w:r>
-          </w:p>
-          <w:p>
-            <w:r>
-              <w:t>(</w:t>
-            </w:r>
-            <w:r>
-              <w:t>5</w:t>
-            </w:r>
-            <w:r>
-              <w:t>) [</w:t>
-            </w:r>
-            <w:r>
-              <w:t>90</w:t>
-            </w:r>
-            <w:r>
-              <w:t xml:space="preserve">, </w:t>
-            </w:r>
-            <w:r>
-              <w:t>110</w:t>
-            </w:r>
-            <w:r>
-              <w:t>]</w:t>
-            </w:r>
-          </w:p>
-          <w:p>
-            <w:r>
-              <w:t>(</w:t>
-            </w:r>
-            <w:r>
-              <w:t>6</w:t>
-            </w:r>
-            <w:r>
-              <w:t>) (</w:t>
-            </w:r>
-            <w:r>
-              <w:t>110</w:t>
-            </w:r>
-            <w:r>
-              <w:t xml:space="preserve">, </w:t>
-            </w:r>
-            <w:proofErr w:type="spellStart"/>
-            <w:r>
-              <w:t>inf</w:t>
-            </w:r>
-            <w:proofErr w:type="spellEnd"/>
-            <w:r>
-              <w:t>)</w:t>
+              <w:t>Fecha actual</w:t>
+            </w:r>
+            <w:r>
+              <w:t>, inf)</w:t>
             </w:r>
           </w:p>
         </w:tc>
@@ -377,173 +492,11 @@
               <w:t>(1</w:t>
             </w:r>
             <w:r>
-              <w:t>2</w:t>
-            </w:r>
-            <w:r>
-              <w:t xml:space="preserve">) (- </w:t>
-            </w:r>
-            <w:proofErr w:type="spellStart"/>
-            <w:r>
-              <w:t>inf</w:t>
-            </w:r>
-            <w:proofErr w:type="spellEnd"/>
-            <w:r>
-              <w:t>, 0]</w:t>
-            </w:r>
-          </w:p>
-        </w:tc>
-        <w:tc>
-          <w:tcPr>
-            <w:tcW w:w="2084" w:type="dxa"/>
-          </w:tcPr>
-          <w:p>
-            <w:r>
-              <w:t xml:space="preserve">4. </w:t>
-            </w:r>
-            <w:r>
-              <w:t>1</w:t>
-            </w:r>
-            <w:r>
-              <w:t>, 45, 89</w:t>
-            </w:r>
-          </w:p>
-          <w:p>
-            <w:r>
-              <w:t>5. 90, 100, 110</w:t>
-            </w:r>
-          </w:p>
-          <w:p>
-            <w:r>
-              <w:t>6. 111, 200, 2300</w:t>
-            </w:r>
-          </w:p>
-          <w:p/>
-        </w:tc>
-        <w:tc>
-          <w:tcPr>
-            <w:tcW w:w="1984" w:type="dxa"/>
-          </w:tcPr>
-          <w:p>
-            <w:r>
-              <w:t>1</w:t>
-            </w:r>
-            <w:r>
-              <w:t>2</w:t>
-            </w:r>
-            <w:r>
-              <w:t>. -2, 0</w:t>
-            </w:r>
-          </w:p>
-        </w:tc>
-      </w:tr>
-      <w:tr>
-        <w:tc>
-          <w:tcPr>
-            <w:tcW w:w="1331" w:type="dxa"/>
-          </w:tcPr>
-          <w:p>
-            <w:r>
-              <w:t>Fecha</w:t>
-            </w:r>
-            <w:r>
-              <w:t xml:space="preserve"> Inicio.</w:t>
-            </w:r>
-          </w:p>
-        </w:tc>
-        <w:tc>
-          <w:tcPr>
-            <w:tcW w:w="1254" w:type="dxa"/>
-          </w:tcPr>
-          <w:p>
-            <w:r>
-              <w:t>(7)</w:t>
-            </w:r>
-            <w:r>
-              <w:t xml:space="preserve"> (-</w:t>
-            </w:r>
-            <w:proofErr w:type="spellStart"/>
-            <w:r>
-              <w:t>inf</w:t>
-            </w:r>
-            <w:proofErr w:type="spellEnd"/>
-            <w:r>
-              <w:t>, Fecha actual – 1 año)</w:t>
-            </w:r>
-          </w:p>
-          <w:p>
-            <w:r>
-              <w:t>(8) [</w:t>
-            </w:r>
-            <w:r>
-              <w:t xml:space="preserve">Fecha </w:t>
-            </w:r>
-            <w:r>
-              <w:t>actual</w:t>
-            </w:r>
-            <w:r>
-              <w:t xml:space="preserve"> </w:t>
-            </w:r>
-            <w:r>
-              <w:t>-</w:t>
-            </w:r>
-            <w:r>
-              <w:t xml:space="preserve"> 1 año</w:t>
-            </w:r>
-            <w:r>
-              <w:t>, Fecha actual</w:t>
-            </w:r>
-            <w:r>
-              <w:t>]</w:t>
-            </w:r>
-          </w:p>
-          <w:p>
-            <w:r>
-              <w:t>(</w:t>
-            </w:r>
-            <w:r>
-              <w:t>9</w:t>
-            </w:r>
-            <w:r>
-              <w:t xml:space="preserve">) </w:t>
-            </w:r>
-            <w:r>
-              <w:t>(</w:t>
-            </w:r>
-            <w:r>
-              <w:t>Fecha actual</w:t>
-            </w:r>
-            <w:r>
-              <w:t xml:space="preserve">, </w:t>
-            </w:r>
-            <w:proofErr w:type="spellStart"/>
-            <w:r>
-              <w:t>inf</w:t>
-            </w:r>
-            <w:proofErr w:type="spellEnd"/>
-            <w:r>
-              <w:t>)</w:t>
-            </w:r>
-          </w:p>
-        </w:tc>
-        <w:tc>
-          <w:tcPr>
-            <w:tcW w:w="1280" w:type="dxa"/>
-          </w:tcPr>
-          <w:p>
-            <w:r>
-              <w:t>(1</w:t>
-            </w:r>
-            <w:r>
               <w:t>3</w:t>
             </w:r>
             <w:r>
-              <w:t xml:space="preserve">) </w:t>
-            </w:r>
-            <w:proofErr w:type="spellStart"/>
-            <w:r>
-              <w:t>null</w:t>
-            </w:r>
-            <w:proofErr w:type="spellEnd"/>
+              <w:t>) null</w:t>
+            </w:r>
           </w:p>
         </w:tc>
         <w:tc>
@@ -720,13 +673,8 @@
           </w:tcPr>
           <w:p>
             <w:r>
-              <w:t xml:space="preserve">(Null, 100, Fecha actual + 2 días): </w:t>
-            </w:r>
-            <w:proofErr w:type="spellStart"/>
-            <w:r>
-              <w:t>NullPointerException</w:t>
-            </w:r>
-            <w:proofErr w:type="spellEnd"/>
+              <w:t>(Null, 100, Fecha actual + 2 días): NullPointerException</w:t>
+            </w:r>
           </w:p>
         </w:tc>
       </w:tr>
@@ -766,18 +714,44 @@
           </w:tcPr>
           <w:p>
             <w:r>
-              <w:t xml:space="preserve">(Todo Riesgo, -2, mañana): </w:t>
-            </w:r>
-            <w:proofErr w:type="spellStart"/>
-            <w:r>
-              <w:t>PotenciaNoValidaException</w:t>
-            </w:r>
-            <w:proofErr w:type="spellEnd"/>
+              <w:t>(Todo Riesgo, -2, mañana): PotenciaNoValidaException.</w:t>
+            </w:r>
+          </w:p>
+        </w:tc>
+      </w:tr>
+      <w:tr>
+        <w:tc>
+          <w:tcPr>
+            <w:tcW w:w="3823" w:type="dxa"/>
+          </w:tcPr>
+          <w:p>
+            <w:r>
+              <w:t>(Todo Riesgo, 100, hoy – 6 meses): 1000 * 1,05 * 0,</w:t>
+            </w:r>
+            <w:r>
+              <w:t>80</w:t>
+            </w:r>
+            <w:r>
+              <w:t xml:space="preserve"> = </w:t>
+            </w:r>
+            <w:r>
+              <w:t>840</w:t>
+            </w:r>
             <w:r>
               <w:t>.</w:t>
             </w:r>
           </w:p>
         </w:tc>
+        <w:tc>
+          <w:tcPr>
+            <w:tcW w:w="3827" w:type="dxa"/>
+          </w:tcPr>
+          <w:p>
+            <w:r>
+              <w:t>(Todo Riesgo, 0, mañana): PotenciaNoValidaException.</w:t>
+            </w:r>
+          </w:p>
+        </w:tc>
       </w:tr>
       <w:tr>
         <w:tc>
@@ -786,16 +760,98 @@
           </w:tcPr>
           <w:p>
             <w:r>
-              <w:t>(Todo Riesgo, 100, hoy – 6 meses): 1000 * 1,05 * 0,</w:t>
-            </w:r>
-            <w:r>
-              <w:t>80</w:t>
+              <w:t xml:space="preserve">(Seguro a terceros + lunas, 45, </w:t>
+            </w:r>
+            <w:r>
+              <w:t>hoy – 2 años): 600 * 1 * 1 = 600.</w:t>
+            </w:r>
+          </w:p>
+        </w:tc>
+        <w:tc>
+          <w:tcPr>
+            <w:tcW w:w="3827" w:type="dxa"/>
+          </w:tcPr>
+          <w:p>
+            <w:r>
+              <w:t>(Seguro a terceros, 45, null): NullPointerException</w:t>
+            </w:r>
+          </w:p>
+        </w:tc>
+      </w:tr>
+      <w:tr>
+        <w:tc>
+          <w:tcPr>
+            <w:tcW w:w="3823" w:type="dxa"/>
+          </w:tcPr>
+          <w:p>
+            <w:r>
+              <w:t>(Seguro a terceros + lunas, 1, hoy – 1 año – 1 día): 600 * 1 * 1 = 600.</w:t>
+            </w:r>
+          </w:p>
+        </w:tc>
+        <w:tc>
+          <w:tcPr>
+            <w:tcW w:w="3827" w:type="dxa"/>
+          </w:tcPr>
+          <w:p/>
+        </w:tc>
+      </w:tr>
+      <w:tr>
+        <w:tc>
+          <w:tcPr>
+            <w:tcW w:w="3823" w:type="dxa"/>
+          </w:tcPr>
+          <w:p>
+            <w:r>
+              <w:t xml:space="preserve">(Seguro a terceros, 89, </w:t>
+            </w:r>
+            <w:r>
+              <w:t>hoy – 1 año): 400 * 1 * 0,</w:t>
+            </w:r>
+            <w:r>
+              <w:t>8</w:t>
             </w:r>
             <w:r>
               <w:t xml:space="preserve"> = </w:t>
             </w:r>
             <w:r>
-              <w:t>840</w:t>
+              <w:t>320.</w:t>
+            </w:r>
+          </w:p>
+        </w:tc>
+        <w:tc>
+          <w:tcPr>
+            <w:tcW w:w="3827" w:type="dxa"/>
+          </w:tcPr>
+          <w:p/>
+        </w:tc>
+      </w:tr>
+      <w:tr>
+        <w:tc>
+          <w:tcPr>
+            <w:tcW w:w="3823" w:type="dxa"/>
+          </w:tcPr>
+          <w:p>
+            <w:r>
+              <w:t>(Todo Riesgo, 90, hoy): 1000 * 1,05 * 0,80 = 840.</w:t>
+            </w:r>
+          </w:p>
+        </w:tc>
+        <w:tc>
+          <w:tcPr>
+            <w:tcW w:w="3827" w:type="dxa"/>
+          </w:tcPr>
+          <w:p/>
+        </w:tc>
+      </w:tr>
+      <w:tr>
+        <w:tc>
+          <w:tcPr>
+            <w:tcW w:w="3823" w:type="dxa"/>
+          </w:tcPr>
+          <w:p>
+            <w:r>
+              <w:t>(Seguro a terceros + lunas, 110, hoy): 600 * 1,05 * 0,80 = 504</w:t>
             </w:r>
             <w:r>
               <w:t>.</w:t>
@@ -806,20 +862,29 @@
           <w:tcPr>
             <w:tcW w:w="3827" w:type="dxa"/>
           </w:tcPr>
-          <w:p>
-            <w:r>
-              <w:t xml:space="preserve">(Todo Riesgo, 0, mañana): </w:t>
-            </w:r>
-            <w:proofErr w:type="spellStart"/>
-            <w:r>
-              <w:t>PotenciaNoValidaException</w:t>
-            </w:r>
-            <w:proofErr w:type="spellEnd"/>
+          <w:p/>
+        </w:tc>
+      </w:tr>
+      <w:tr>
+        <w:tc>
+          <w:tcPr>
+            <w:tcW w:w="3823" w:type="dxa"/>
+          </w:tcPr>
+          <w:p>
+            <w:r>
+              <w:t>(Seguro a terceros, 111, hoy – 2 años): 400 * 1,20 * 1 = 480</w:t>
+            </w:r>
             <w:r>
               <w:t>.</w:t>
             </w:r>
           </w:p>
         </w:tc>
+        <w:tc>
+          <w:tcPr>
+            <w:tcW w:w="3827" w:type="dxa"/>
+          </w:tcPr>
+          <w:p/>
+        </w:tc>
       </w:tr>
       <w:tr>
         <w:tc>
@@ -828,10 +893,7 @@
           </w:tcPr>
           <w:p>
             <w:r>
-              <w:t xml:space="preserve">(Seguro a terceros + lunas, 45, </w:t>
-            </w:r>
-            <w:r>
-              <w:t>hoy – 2 años): 600 * 1 * 1 = 600.</w:t>
+              <w:t>(Todo Riesgo, 200, hoy – 1 año – 1 día): 1000 * 1,20 * 1 = 1200.</w:t>
             </w:r>
           </w:p>
         </w:tc>
@@ -839,24 +901,7 @@
           <w:tcPr>
             <w:tcW w:w="3827" w:type="dxa"/>
           </w:tcPr>
-          <w:p>
-            <w:r>
-              <w:t xml:space="preserve">(Seguro a terceros, 45, </w:t>
-            </w:r>
-            <w:proofErr w:type="spellStart"/>
-            <w:r>
-              <w:t>null</w:t>
-            </w:r>
-            <w:proofErr w:type="spellEnd"/>
-            <w:r>
-              <w:t xml:space="preserve">): </w:t>
-            </w:r>
-            <w:proofErr w:type="spellStart"/>
-            <w:r>
-              <w:t>NullPointerException</w:t>
-            </w:r>
-            <w:proofErr w:type="spellEnd"/>
-          </w:p>
+          <w:p/>
         </w:tc>
       </w:tr>
       <w:tr>
@@ -866,7 +911,13 @@
           </w:tcPr>
           <w:p>
             <w:r>
-              <w:t>(Seguro a terceros + lunas, 1, hoy – 1 año – 1 día): 600 * 1 * 1 = 600.</w:t>
+              <w:t>(Seguro a terceros + lunas, 2300, hoy): 600 * 1,</w:t>
+            </w:r>
+            <w:r>
+              <w:t>20 *</w:t>
+            </w:r>
+            <w:r>
+              <w:t xml:space="preserve"> 0,80 = 576.</w:t>
             </w:r>
           </w:p>
         </w:tc>
@@ -884,19 +935,7 @@
           </w:tcPr>
           <w:p>
             <w:r>
-              <w:t xml:space="preserve">(Seguro a terceros, 89, </w:t>
-            </w:r>
-            <w:r>
-              <w:t>hoy – 1 año): 400 * 1 * 0,</w:t>
-            </w:r>
-            <w:r>
-              <w:t>8</w:t>
-            </w:r>
-            <w:r>
-              <w:t xml:space="preserve"> = </w:t>
-            </w:r>
-            <w:r>
-              <w:t>320.</w:t>
+              <w:t>(Seguro a terceros, 45, hoy + 10 meses): 0</w:t>
             </w:r>
           </w:p>
         </w:tc>
@@ -914,135 +953,7 @@
           </w:tcPr>
           <w:p>
             <w:r>
-              <w:t>(Todo Riesgo, 90, hoy): 1000 * 1,05 * 0,80 = 840.</w:t>
-            </w:r>
-          </w:p>
-        </w:tc>
-        <w:tc>
-          <w:tcPr>
-            <w:tcW w:w="3827" w:type="dxa"/>
-          </w:tcPr>
-          <w:p/>
-        </w:tc>
-      </w:tr>
-      <w:tr>
-        <w:tc>
-          <w:tcPr>
-            <w:tcW w:w="3823" w:type="dxa"/>
-          </w:tcPr>
-          <w:p>
-            <w:r>
-              <w:t>(Seguro a terceros + lunas, 110, hoy): 600 * 1,05 * 0,80 = 504</w:t>
-            </w:r>
-            <w:r>
-              <w:t>.</w:t>
-            </w:r>
-          </w:p>
-        </w:tc>
-        <w:tc>
-          <w:tcPr>
-            <w:tcW w:w="3827" w:type="dxa"/>
-          </w:tcPr>
-          <w:p/>
-        </w:tc>
-      </w:tr>
-      <w:tr>
-        <w:tc>
-          <w:tcPr>
-            <w:tcW w:w="3823" w:type="dxa"/>
-          </w:tcPr>
-          <w:p>
-            <w:r>
-              <w:t>(Seguro a terceros, 111, hoy – 2 años): 400 * 1,20 * 1 = 480</w:t>
-            </w:r>
-            <w:r>
-              <w:t>.</w:t>
-            </w:r>
-          </w:p>
-        </w:tc>
-        <w:tc>
-          <w:tcPr>
-            <w:tcW w:w="3827" w:type="dxa"/>
-          </w:tcPr>
-          <w:p/>
-        </w:tc>
-      </w:tr>
-      <w:tr>
-        <w:tc>
-          <w:tcPr>
-            <w:tcW w:w="3823" w:type="dxa"/>
-          </w:tcPr>
-          <w:p>
-            <w:r>
-              <w:t>(Todo Riesgo, 200, hoy – 1 año – 1 día): 1000 * 1,20 * 1 = 1200.</w:t>
-            </w:r>
-          </w:p>
-        </w:tc>
-        <w:tc>
-          <w:tcPr>
-            <w:tcW w:w="3827" w:type="dxa"/>
-          </w:tcPr>
-          <w:p/>
-        </w:tc>
-      </w:tr>
-      <w:tr>
-        <w:tc>
-          <w:tcPr>
-            <w:tcW w:w="3823" w:type="dxa"/>
-          </w:tcPr>
-          <w:p>
-            <w:r>
-              <w:t>(Seguro a terceros + lunas, 2300, hoy): 600 * 1,</w:t>
-            </w:r>
-            <w:r>
-              <w:t>20 *</w:t>
-            </w:r>
-            <w:r>
-              <w:t xml:space="preserve"> 0,80 = 576.</w:t>
-            </w:r>
-          </w:p>
-        </w:tc>
-        <w:tc>
-          <w:tcPr>
-            <w:tcW w:w="3827" w:type="dxa"/>
-          </w:tcPr>
-          <w:p/>
-        </w:tc>
-      </w:tr>
-      <w:tr>
-        <w:tc>
-          <w:tcPr>
-            <w:tcW w:w="3823" w:type="dxa"/>
-          </w:tcPr>
-          <w:p>
-            <w:r>
-              <w:t>(Seguro a terceros, 45, hoy + 10 meses): 0</w:t>
-            </w:r>
-          </w:p>
-        </w:tc>
-        <w:tc>
-          <w:tcPr>
-            <w:tcW w:w="3827" w:type="dxa"/>
-          </w:tcPr>
-          <w:p/>
-        </w:tc>
-      </w:tr>
-      <w:tr>
-        <w:tc>
-          <w:tcPr>
-            <w:tcW w:w="3823" w:type="dxa"/>
-          </w:tcPr>
-          <w:p>
-            <w:r>
-              <w:t>(Seguro a terceros + lunas, 120, hoy + 4 años</w:t>
-            </w:r>
-            <w:proofErr w:type="gramStart"/>
-            <w:r>
-              <w:t>) :</w:t>
-            </w:r>
-            <w:proofErr w:type="gramEnd"/>
-            <w:r>
-              <w:t xml:space="preserve"> 0</w:t>
+              <w:t>(Seguro a terceros + lunas, 120, hoy + 4 años) : 0</w:t>
             </w:r>
           </w:p>
         </w:tc>
@@ -1524,96 +1435,6 @@
     <w:p/>
     <w:p/>
     <w:p>
-      <w:pPr>
-        <w:rPr>
-          <w:b/>
-          <w:bCs/>
-          <w:i/>
-          <w:iCs/>
-          <w:sz w:val="40"/>
-          <w:szCs w:val="40"/>
-          <w:u w:val="single"/>
-        </w:rPr>
-      </w:pPr>
-      <w:r>
-        <w:rPr>
-          <w:b/>
-          <w:bCs/>
-          <w:i/>
-          <w:iCs/>
-          <w:sz w:val="40"/>
-          <w:szCs w:val="40"/>
-          <w:u w:val="single"/>
-        </w:rPr>
-        <w:t xml:space="preserve">Nota: Hay que añadir la dependencia de la diapositiva 15 del seminario de Junit (tema 5) a uno de los </w:t>
-      </w:r>
-      <w:proofErr w:type="spellStart"/>
-      <w:r>
-        <w:rPr>
-          <w:b/>
-          <w:bCs/>
-          <w:i/>
-          <w:iCs/>
-          <w:sz w:val="40"/>
-          <w:szCs w:val="40"/>
-          <w:u w:val="single"/>
-        </w:rPr>
-        <w:t>Pom</w:t>
-      </w:r>
-      <w:proofErr w:type="spellEnd"/>
-      <w:r>
-        <w:rPr>
-          <w:b/>
-          <w:bCs/>
-          <w:i/>
-          <w:iCs/>
-          <w:sz w:val="40"/>
-          <w:szCs w:val="40"/>
-          <w:u w:val="single"/>
-        </w:rPr>
-        <w:t>.</w:t>
-      </w:r>
-    </w:p>
-    <w:p>
-      <w:pPr>
-        <w:rPr>
-          <w:b/>
-          <w:bCs/>
-          <w:i/>
-          <w:iCs/>
-          <w:sz w:val="40"/>
-          <w:szCs w:val="40"/>
-          <w:u w:val="single"/>
-        </w:rPr>
-      </w:pPr>
-    </w:p>
-    <w:p>
-      <w:pPr>
-        <w:rPr>
-          <w:b/>
-          <w:bCs/>
-          <w:i/>
-          <w:iCs/>
-          <w:sz w:val="40"/>
-          <w:szCs w:val="40"/>
-          <w:u w:val="single"/>
-        </w:rPr>
-      </w:pPr>
-      <w:r>
-        <w:rPr>
-          <w:b/>
-          <w:bCs/>
-          <w:i/>
-          <w:iCs/>
-          <w:sz w:val="40"/>
-          <w:szCs w:val="40"/>
-          <w:u w:val="single"/>
-        </w:rPr>
-        <w:t>(Nota: Solo Hay que probar el caso de uso “Consulta Cliente”).</w:t>
-      </w:r>
-    </w:p>
-    <w:p/>
-    <w:p>
       <w:r>
         <w:t>Negocio</w:t>
       </w:r>
@@ -1679,31 +1500,87 @@
           <w:tcPr>
             <w:tcW w:w="1331" w:type="dxa"/>
           </w:tcPr>
-          <w:p/>
+          <w:p>
+            <w:r>
+              <w:t>DNI</w:t>
+            </w:r>
+          </w:p>
         </w:tc>
         <w:tc>
           <w:tcPr>
             <w:tcW w:w="1254" w:type="dxa"/>
           </w:tcPr>
-          <w:p/>
+          <w:p>
+            <w:r>
+              <w:t>(</w:t>
+            </w:r>
+            <w:r>
+              <w:t>1</w:t>
+            </w:r>
+            <w:r>
+              <w:t>)</w:t>
+            </w:r>
+            <w:r>
+              <w:t xml:space="preserve"> Un valor de la base de </w:t>
+            </w:r>
+            <w:r>
+              <w:t>datos. /</w:t>
+            </w:r>
+            <w:r>
+              <w:t>Cliente con DNI existe</w:t>
+            </w:r>
+          </w:p>
         </w:tc>
         <w:tc>
           <w:tcPr>
             <w:tcW w:w="1280" w:type="dxa"/>
           </w:tcPr>
-          <w:p/>
+          <w:p>
+            <w:r>
+              <w:t>(</w:t>
+            </w:r>
+            <w:r>
+              <w:t>2</w:t>
+            </w:r>
+            <w:r>
+              <w:t>)</w:t>
+            </w:r>
+            <w:r>
+              <w:t xml:space="preserve"> Un valor que no existe en la base de datos.</w:t>
+            </w:r>
+          </w:p>
         </w:tc>
         <w:tc>
           <w:tcPr>
             <w:tcW w:w="2084" w:type="dxa"/>
           </w:tcPr>
-          <w:p/>
+          <w:p>
+            <w:r>
+              <w:t xml:space="preserve">1. 11111111A, </w:t>
+            </w:r>
+            <w:r>
+              <w:t>22222222A</w:t>
+            </w:r>
+            <w:r>
+              <w:t>, 33333333A, 44444444A.</w:t>
+            </w:r>
+          </w:p>
         </w:tc>
         <w:tc>
           <w:tcPr>
             <w:tcW w:w="1984" w:type="dxa"/>
           </w:tcPr>
-          <w:p/>
+          <w:p>
+            <w:r>
+              <w:t>2. 12345678B</w:t>
+            </w:r>
+            <w:r>
+              <w:t xml:space="preserve">, </w:t>
+            </w:r>
+            <w:r>
+              <w:t>.</w:t>
+            </w:r>
+          </w:p>
         </w:tc>
       </w:tr>
       <w:tr>
@@ -1803,7 +1680,17 @@
         </w:tc>
       </w:tr>
     </w:tbl>
-    <w:p/>
+    <w:p>
+      <w:r>
+        <w:t xml:space="preserve">(nota: El espacio en blanco es por DNI </w:t>
+      </w:r>
+      <w:r>
+        <w:t>vacío</w:t>
+      </w:r>
+      <w:r>
+        <w:t>).</w:t>
+      </w:r>
+    </w:p>
     <w:tbl>
       <w:tblPr>
         <w:tblStyle w:val="Tablaconcuadrcula"/>
@@ -1841,13 +1728,57 @@
           <w:tcPr>
             <w:tcW w:w="3823" w:type="dxa"/>
           </w:tcPr>
-          <w:p/>
+          <w:p>
+            <w:r>
+              <w:t>(11111111A):</w:t>
+            </w:r>
+            <w:r>
+              <w:t xml:space="preserve"> Juan</w:t>
+            </w:r>
+            <w:r>
+              <w:t>, 11111111</w:t>
+            </w:r>
+            <w:r>
+              <w:t>A, {</w:t>
+            </w:r>
+            <w:r>
+              <w:t>1111AAA, 1111BBB, 1111CCC</w:t>
+            </w:r>
+            <w:r>
+              <w:t>}</w:t>
+            </w:r>
+            <w:r>
+              <w:t>, total a pagar</w:t>
+            </w:r>
+            <w:r>
+              <w:t xml:space="preserve"> = 400 + 1000 + 4</w:t>
+            </w:r>
+            <w:r>
+              <w:t>2</w:t>
+            </w:r>
+            <w:r>
+              <w:t>0 = 18</w:t>
+            </w:r>
+            <w:r>
+              <w:t>2</w:t>
+            </w:r>
+            <w:r>
+              <w:t>0</w:t>
+            </w:r>
+          </w:p>
         </w:tc>
         <w:tc>
           <w:tcPr>
             <w:tcW w:w="3827" w:type="dxa"/>
           </w:tcPr>
-          <w:p/>
+          <w:p>
+            <w:r>
+              <w:t xml:space="preserve">(12345678B): </w:t>
+            </w:r>
+            <w:r>
+              <w:t>Error en la BBDD</w:t>
+            </w:r>
+          </w:p>
         </w:tc>
       </w:tr>
       <w:tr>
@@ -1855,13 +1786,27 @@
           <w:tcPr>
             <w:tcW w:w="3823" w:type="dxa"/>
           </w:tcPr>
-          <w:p/>
+          <w:p>
+            <w:r>
+              <w:t>(22222222A): Ana, 22222222A, {2222AAA}, 600</w:t>
+            </w:r>
+          </w:p>
         </w:tc>
         <w:tc>
           <w:tcPr>
             <w:tcW w:w="3827" w:type="dxa"/>
           </w:tcPr>
-          <w:p/>
+          <w:p>
+            <w:r>
+              <w:t>(</w:t>
+            </w:r>
+            <w:r>
+              <w:t xml:space="preserve"> </w:t>
+            </w:r>
+            <w:r>
+              <w:t>): Error en la BBDD</w:t>
+            </w:r>
+          </w:p>
         </w:tc>
       </w:tr>
       <w:tr>
@@ -1869,7 +1814,11 @@
           <w:tcPr>
             <w:tcW w:w="3823" w:type="dxa"/>
           </w:tcPr>
-          <w:p/>
+          <w:p>
+            <w:r>
+              <w:t>(33333333A): Luis, 33333333A, {}, 0</w:t>
+            </w:r>
+          </w:p>
         </w:tc>
         <w:tc>
           <w:tcPr>
@@ -1883,7 +1832,11 @@
           <w:tcPr>
             <w:tcW w:w="3823" w:type="dxa"/>
           </w:tcPr>
-          <w:p/>
+          <w:p>
+            <w:r>
+              <w:t>(44444444A): Pepe, 4444444A, {4444AAA}, 400</w:t>
+            </w:r>
+          </w:p>
         </w:tc>
         <w:tc>
           <w:tcPr>
@@ -1950,32 +1903,6 @@
       </w:tr>
     </w:tbl>
     <w:p/>
-    <w:p>
-      <w:pPr>
-        <w:rPr>
-          <w:b/>
-          <w:bCs/>
-          <w:i/>
-          <w:iCs/>
-          <w:sz w:val="40"/>
-          <w:szCs w:val="40"/>
-          <w:u w:val="single"/>
-        </w:rPr>
-      </w:pPr>
-      <w:r>
-        <w:rPr>
-          <w:b/>
-          <w:bCs/>
-          <w:i/>
-          <w:iCs/>
-          <w:sz w:val="40"/>
-          <w:szCs w:val="40"/>
-          <w:u w:val="single"/>
-        </w:rPr>
-        <w:lastRenderedPageBreak/>
-        <w:t>(Nota: Solo Hay que probar el caso de uso “Consulta Cliente”).</w:t>
-      </w:r>
-    </w:p>
     <w:p/>
     <w:sectPr>
       <w:pgSz w:w="11906" w:h="16838"/>
